--- a/papers/out/Cold_Fusion_Proof_v1.0.docx
+++ b/papers/out/Cold_Fusion_Proof_v1.0.docx
@@ -120,7 +120,7 @@
           <w:b w:val="0"/>
           <w:i w:val="0"/>
         </w:rPr>
-        <w:t xml:space="preserve">A second uniqueness theorem is proved here for the first time, on the other half of the configuration. </w:t>
+        <w:t xml:space="preserve">A second uniqueness result closes the other half of the configuration, and it is stated here as a theorem rather than as the working assumption it has long been. </w:t>
       </w:r>
       <w:r>
         <w:rPr>
@@ -928,7 +928,7 @@
           <w:b w:val="0"/>
           <w:i w:val="0"/>
         </w:rPr>
-        <w:t xml:space="preserve"> a mesomolecule. It says nothing at all about what the mesomolecule holds, and that second question has been left implicit in this reaction's literature for seventy years: </w:t>
+        <w:t xml:space="preserve"> a mesomolecule. It says nothing about what the mesomolecule holds, and this paper had assumed </w:t>
       </w:r>
       <w:r>
         <w:rPr>
@@ -956,7 +956,7 @@
           <w:b w:val="0"/>
           <w:i w:val="0"/>
         </w:rPr>
-        <w:t xml:space="preserve"> is used because </w:t>
+        <w:t xml:space="preserve"> throughout without asking. That </w:t>
       </w:r>
       <w:r>
         <w:rPr>
@@ -984,7 +984,7 @@
           <w:b w:val="0"/>
           <w:i w:val="0"/>
         </w:rPr>
-        <w:t xml:space="preserve"> works, and the alternatives are rarely priced. They are priced here, because the fuel is where the reaction's largest practical liability sits, and a uniqueness claim that covers only half the configuration is not a uniqueness claim.</w:t>
+        <w:t xml:space="preserve"> is the best mesomolecular fuel is not news to the field; what is set out here is the closed argument for it, because the fuel is where this reaction's largest practical liability sits, and a uniqueness claim covering only half the configuration is not a uniqueness claim.</w:t>
       </w:r>
     </w:p>
     <w:p>
@@ -1128,7 +1128,7 @@
           <w:b w:val="0"/>
           <w:i w:val="0"/>
         </w:rPr>
-        <w:t xml:space="preserve"> one by sticking, and a fuel must escape both to be worth anything. Proposition 8 in §14.8 derives it. The free decay rate is 4.5517 × 10</w:t>
+        <w:t xml:space="preserve"> one by sticking, and a fuel must escape both to be worth anything. Proposition 10 in §14.8 derives it. The free decay rate is 4.5517 × 10</w:t>
       </w:r>
       <w:r>
         <w:rPr>
@@ -1495,7 +1495,7 @@
           <w:b/>
           <w:i w:val="0"/>
         </w:rPr>
-        <w:t>Theorem 2 (the fuel).</w:t>
+        <w:t>Theorem 4 (uniqueness of the fuel).</w:t>
       </w:r>
       <w:r>
         <w:rPr>
@@ -1530,7 +1530,7 @@
           <w:b w:val="0"/>
           <w:i w:val="0"/>
         </w:rPr>
-        <w:t xml:space="preserve"> maximises the energy returned per binder, by 77.85 against the next candidate. §14.8 proves it.</w:t>
+        <w:t xml:space="preserve"> maximises the energy returned per binder, by 77.85 against the next candidate. Theorem 4 in §14.8 proves it.</w:t>
       </w:r>
     </w:p>
     <w:p>
@@ -4767,7 +4767,7 @@
           <w:b w:val="0"/>
           <w:i w:val="0"/>
         </w:rPr>
-        <w:t>and the tritium concentration that produces that split follows from the two formation rates. §14.8 carries the derivation. The result is the number this section exists for.</w:t>
+        <w:t>and the tritium concentration that produces that split follows from the two formation rates. Proposition 11 in §14.8 carries the derivation. The result is the number this section exists for.</w:t>
       </w:r>
     </w:p>
     <w:tbl>
@@ -8468,7 +8468,7 @@
           <w:b w:val="0"/>
           <w:i w:val="0"/>
         </w:rPr>
-        <w:t xml:space="preserve"> until Stage A runs. §6.2 computes the losses between the two and §7 restates every balance through them, but a computed budget is not a measurement, and the margin over the falsification floor is 1.073.</w:t>
+        <w:t xml:space="preserve"> until an end-to-end count of stopped binders per pion produced has been made. §6.2 computes the losses between the two and §7 restates every balance through them, but a computed budget is not a measurement, and the margin over the falsification floor is 1.073.</w:t>
       </w:r>
     </w:p>
     <w:p>
@@ -8581,7 +8581,7 @@
           <w:b/>
           <w:i w:val="0"/>
         </w:rPr>
-        <w:t>Stage C measures it.</w:t>
+        <w:t>A normalisation measurement on one target would settle it: pions per beam particle against pions per interaction, with nothing else changed.</w:t>
       </w:r>
     </w:p>
     <w:p>
@@ -8712,7 +8712,7 @@
           <w:b w:val="0"/>
           <w:i w:val="0"/>
         </w:rPr>
-        <w:t xml:space="preserve"> maximises the energy returned per binder by 77.85 against the next candidate (Theorem 2′, §14.8) — and the runner-up uses more tritium rather than less.</w:t>
+        <w:t xml:space="preserve"> maximises the energy returned per binder by 77.85 against the next candidate (Theorem 4, §14.8) — and the runner-up uses more tritium rather than less.</w:t>
       </w:r>
     </w:p>
     <w:p>
@@ -10992,7 +10992,7 @@
           <w:b/>
           <w:i w:val="0"/>
         </w:rPr>
-        <w:t>Proposition 8 (cycles per binder).</w:t>
+        <w:t>Proposition 10 (cycles per binder).</w:t>
       </w:r>
       <w:r>
         <w:rPr>
@@ -11089,7 +11089,7 @@
           <w:b/>
           <w:i w:val="0"/>
         </w:rPr>
-        <w:t>Theorem 2′ (the fuel).</w:t>
+        <w:t>Theorem 4 (uniqueness of the fuel).</w:t>
       </w:r>
       <w:r>
         <w:rPr>
@@ -11137,7 +11137,7 @@
           <w:b/>
           <w:i w:val="0"/>
         </w:rPr>
-        <w:t>Proposition 9 (the self-tritiating equilibrium).</w:t>
+        <w:t>Proposition 11 (the self-tritiating equilibrium).</w:t>
       </w:r>
       <w:r>
         <w:rPr>
@@ -11160,7 +11160,7 @@
           <w:b w:val="0"/>
           <w:i w:val="0"/>
         </w:rPr>
-        <w:t xml:space="preserve"> The branch d + d → t + p carries a branching ratio of one half, so tritium is produced at tfrac12 f_dd per fusion. Every d–t fusion consumes one triton, so tritium is destroyed at f_dt per fusion. In steady state the two are equal, and with f_dd + f_dt = 1 this gives tfrac12(1 - f_dt) = f_dt, hence f_dt = 1/3. The concentration producing that split follows from f_dt/f_dd = λ_dt cₜ / (λ_dd(1 - cₜ)), which returns 0.6211 percent; the mixed cycle rate and sticking are the branch-weighted means, and Proposition 8 then gives 3.51 cycles. ∎</w:t>
+        <w:t xml:space="preserve"> The branch d + d → t + p carries a branching ratio of one half, so tritium is produced at tfrac12 f_dd per fusion. Every d–t fusion consumes one triton, so tritium is destroyed at f_dt per fusion. In steady state the two are equal, and with f_dd + f_dt = 1 this gives tfrac12(1 - f_dt) = f_dt, hence f_dt = 1/3. The concentration producing that split follows from f_dt/f_dd = λ_dt cₜ / (λ_dd(1 - cₜ)), which returns 0.6211 percent; the mixed cycle rate and sticking are the branch-weighted means, and Proposition 10 then gives 3.51 cycles. ∎</w:t>
       </w:r>
     </w:p>
     <w:p>
@@ -11835,7 +11835,7 @@
           <w:b/>
           <w:i w:val="0"/>
         </w:rPr>
-        <w:t>The optimised production target §12 declines to adopt and §11 Stage C measures.</w:t>
+        <w:t>The optimised production target §12 declines to adopt, and which a normalisation measurement would settle.</w:t>
       </w:r>
     </w:p>
     <w:p>

--- a/papers/out/Cold_Fusion_Proof_v1.0.docx
+++ b/papers/out/Cold_Fusion_Proof_v1.0.docx
@@ -111,7 +111,7 @@
           <w:b w:val="0"/>
           <w:i w:val="0"/>
         </w:rPr>
-        <w:t xml:space="preserve"> binder — the negative muon — because the conditions place both a floor and a ceiling on the binder's mass, and the window between them, 119 electron masses to 918 electron masses, has a single occupant. Of 13 charged particles scanned, 5 outlive the mesomolecular formation time and 2 lie inside the window; one survives the remaining test. The window's lower bound may move by 207 and its upper by 3.54 before that count changes.</w:t>
+        <w:t xml:space="preserve"> binder — the negative muon — because the conditions place both a floor and a ceiling on the binder's mass, and the window between them, 119 electron masses to 918 electron masses, has a single occupant. Of 13 charged particles scanned, 5 outlive the mesomolecular formation time and 2 lie inside the window; one survives the remaining test. The window's lower bound may move by a factor of 207 and its upper by 3.54 before that count changes.</w:t>
       </w:r>
     </w:p>
     <w:p>
@@ -162,7 +162,7 @@
           <w:b w:val="0"/>
           <w:i w:val="0"/>
         </w:rPr>
-        <w:t xml:space="preserve"> maximises the energy returned per binder by 77.85 against the next candidate — and the runner-up uses </w:t>
+        <w:t xml:space="preserve"> maximises the energy returned per binder by a factor of 77.85 against the next candidate — and the runner-up uses </w:t>
       </w:r>
       <w:r>
         <w:rPr>
@@ -261,14 +261,42 @@
           <w:b/>
           <w:i w:val="0"/>
         </w:rPr>
-        <w:t>nothing clears unity with the machine as built</w:t>
-      </w:r>
-      <w:r>
-        <w:rPr>
-          <w:b w:val="0"/>
-          <w:i w:val="0"/>
-        </w:rPr>
-        <w:t>. The closest is bred fuel at the demonstrated 150 cycles per binder, at 0.623; with both specified collector alterations it reaches 0.957, short of unity by 1.045 and short by no term other than a loss budget that has never been measured end to end.</w:t>
+        <w:t>nothing clears unity at the production cost this paper integrates</w:t>
+      </w:r>
+      <w:r>
+        <w:rPr>
+          <w:b w:val="0"/>
+          <w:i w:val="0"/>
+        </w:rPr>
+        <w:t xml:space="preserve">. The closest is bred fuel at the demonstrated 150 cycles per binder, at 0.623 as built; with both specified collector alterations it reaches 0.957, short of unity by a factor of 1.045 and short by no term other than a loss budget that has never been measured end to end. One route does cross — bred fuel through a </w:t>
+      </w:r>
+      <w:r>
+        <w:rPr>
+          <w:b w:val="0"/>
+          <w:i/>
+        </w:rPr>
+        <w:t>published</w:t>
+      </w:r>
+      <w:r>
+        <w:rPr>
+          <w:b w:val="0"/>
+          <w:i w:val="0"/>
+        </w:rPr>
+        <w:t xml:space="preserve"> optimisation of the production target, at 1.480 — and it crosses on a figure worth 2.373 that this paper prices and </w:t>
+      </w:r>
+      <w:r>
+        <w:rPr>
+          <w:b/>
+          <w:i w:val="0"/>
+        </w:rPr>
+        <w:t>declines to adopt</w:t>
+      </w:r>
+      <w:r>
+        <w:rPr>
+          <w:b w:val="0"/>
+          <w:i w:val="0"/>
+        </w:rPr>
+        <w:t>, because the gap between that optimisation and the integrated 11.13 GeV is a discrepancy the paper records and does not close.</w:t>
       </w:r>
     </w:p>
     <w:p>
@@ -347,7 +375,7 @@
           <w:b w:val="0"/>
           <w:i w:val="0"/>
         </w:rPr>
-        <w:t>, and the cell tritiates itself to an equilibrium of 0.6211 percent by atom. Such a cell holds 64.71 less tritium than the specified one and needs no lithium and no breeding blanket, at the cost of a fusion yield 48.38 smaller per binder.</w:t>
+        <w:t>, and the cell tritiates itself to an equilibrium of 0.6211 percent by atom. Such a cell holds 64.71 less tritium than the specified one and needs no lithium and no breeding blanket, at the cost of a fusion yield a factor of 48.38 smaller per binder.</w:t>
       </w:r>
     </w:p>
     <w:p>
@@ -595,7 +623,7 @@
           <w:b w:val="0"/>
           <w:i w:val="0"/>
         </w:rPr>
-        <w:t>It is sometimes suggested that screening in a dense medium might make up the difference. It cannot, and the reason is a conservation argument rather than a measurement. Reaching the required approach by screening alone would call for 88 eV of static screening, where the ceiling available in condensed matter is 30 eV — short by 2.9, which corresponds to 27 orders of magnitude in the rate. For scale, a vibrational quantum in D₂ is 0.365 eV, and that is the order of the energy actually on offer.</w:t>
+        <w:t>It is sometimes suggested that screening in a dense medium might make up the difference. It cannot, and the reason is a conservation argument rather than a measurement. Reaching the required approach by screening alone would call for 88 eV of static screening, where the ceiling available in condensed matter is 30 eV — short by a factor of 2.9, which corresponds to 27 orders of magnitude in the rate. For scale, a vibrational quantum in D₂ is 0.365 eV, and that is the order of the energy actually on offer.</w:t>
       </w:r>
     </w:p>
     <w:p>
@@ -1168,15 +1196,14 @@
         <w:tblLook w:firstColumn="1" w:firstRow="1" w:lastColumn="0" w:lastRow="0" w:noHBand="0" w:noVBand="1" w:val="04A0"/>
       </w:tblPr>
       <w:tblGrid>
-        <w:gridCol w:w="2232"/>
-        <w:gridCol w:w="2232"/>
-        <w:gridCol w:w="2232"/>
-        <w:gridCol w:w="2232"/>
+        <w:gridCol w:w="2976"/>
+        <w:gridCol w:w="2976"/>
+        <w:gridCol w:w="2976"/>
       </w:tblGrid>
       <w:tr>
         <w:tc>
           <w:tcPr>
-            <w:tcW w:type="dxa" w:w="2232"/>
+            <w:tcW w:type="dxa" w:w="2976"/>
           </w:tcPr>
           <w:p>
             <w:r/>
@@ -1191,7 +1218,7 @@
         </w:tc>
         <w:tc>
           <w:tcPr>
-            <w:tcW w:type="dxa" w:w="2232"/>
+            <w:tcW w:type="dxa" w:w="2976"/>
           </w:tcPr>
           <w:p>
             <w:r/>
@@ -1206,7 +1233,7 @@
         </w:tc>
         <w:tc>
           <w:tcPr>
-            <w:tcW w:type="dxa" w:w="2232"/>
+            <w:tcW w:type="dxa" w:w="2976"/>
           </w:tcPr>
           <w:p>
             <w:r/>
@@ -1219,26 +1246,11 @@
             </w:r>
           </w:p>
         </w:tc>
-        <w:tc>
-          <w:tcPr>
-            <w:tcW w:type="dxa" w:w="2232"/>
-          </w:tcPr>
-          <w:p>
-            <w:r/>
-            <w:r>
-              <w:rPr>
-                <w:b/>
-                <w:i w:val="0"/>
-              </w:rPr>
-              <w:t>neutrons per muon</w:t>
-            </w:r>
-          </w:p>
-        </w:tc>
       </w:tr>
       <w:tr>
         <w:tc>
           <w:tcPr>
-            <w:tcW w:type="dxa" w:w="2232"/>
+            <w:tcW w:type="dxa" w:w="2976"/>
           </w:tcPr>
           <w:p>
             <w:r/>
@@ -1253,7 +1265,7 @@
         </w:tc>
         <w:tc>
           <w:tcPr>
-            <w:tcW w:type="dxa" w:w="2232"/>
+            <w:tcW w:type="dxa" w:w="2976"/>
           </w:tcPr>
           <w:p>
             <w:r/>
@@ -1268,7 +1280,7 @@
         </w:tc>
         <w:tc>
           <w:tcPr>
-            <w:tcW w:type="dxa" w:w="2232"/>
+            <w:tcW w:type="dxa" w:w="2976"/>
           </w:tcPr>
           <w:p>
             <w:r/>
@@ -1281,26 +1293,11 @@
             </w:r>
           </w:p>
         </w:tc>
-        <w:tc>
-          <w:tcPr>
-            <w:tcW w:type="dxa" w:w="2232"/>
-          </w:tcPr>
-          <w:p>
-            <w:r/>
-            <w:r>
-              <w:rPr>
-                <w:b/>
-                <w:i w:val="0"/>
-              </w:rPr>
-              <w:t>113.08</w:t>
-            </w:r>
-          </w:p>
-        </w:tc>
       </w:tr>
       <w:tr>
         <w:tc>
           <w:tcPr>
-            <w:tcW w:type="dxa" w:w="2232"/>
+            <w:tcW w:type="dxa" w:w="2976"/>
           </w:tcPr>
           <w:p>
             <w:r/>
@@ -1315,7 +1312,7 @@
         </w:tc>
         <w:tc>
           <w:tcPr>
-            <w:tcW w:type="dxa" w:w="2232"/>
+            <w:tcW w:type="dxa" w:w="2976"/>
           </w:tcPr>
           <w:p>
             <w:r/>
@@ -1330,7 +1327,7 @@
         </w:tc>
         <w:tc>
           <w:tcPr>
-            <w:tcW w:type="dxa" w:w="2232"/>
+            <w:tcW w:type="dxa" w:w="2976"/>
           </w:tcPr>
           <w:p>
             <w:r/>
@@ -1343,26 +1340,11 @@
             </w:r>
           </w:p>
         </w:tc>
-        <w:tc>
-          <w:tcPr>
-            <w:tcW w:type="dxa" w:w="2232"/>
-          </w:tcPr>
-          <w:p>
-            <w:r/>
-            <w:r>
-              <w:rPr>
-                <w:b w:val="0"/>
-                <w:i w:val="0"/>
-              </w:rPr>
-              <w:t>—</w:t>
-            </w:r>
-          </w:p>
-        </w:tc>
       </w:tr>
       <w:tr>
         <w:tc>
           <w:tcPr>
-            <w:tcW w:type="dxa" w:w="2232"/>
+            <w:tcW w:type="dxa" w:w="2976"/>
           </w:tcPr>
           <w:p>
             <w:r/>
@@ -1377,7 +1359,7 @@
         </w:tc>
         <w:tc>
           <w:tcPr>
-            <w:tcW w:type="dxa" w:w="2232"/>
+            <w:tcW w:type="dxa" w:w="2976"/>
           </w:tcPr>
           <w:p>
             <w:r/>
@@ -1392,7 +1374,7 @@
         </w:tc>
         <w:tc>
           <w:tcPr>
-            <w:tcW w:type="dxa" w:w="2232"/>
+            <w:tcW w:type="dxa" w:w="2976"/>
           </w:tcPr>
           <w:p>
             <w:r/>
@@ -1405,26 +1387,11 @@
             </w:r>
           </w:p>
         </w:tc>
-        <w:tc>
-          <w:tcPr>
-            <w:tcW w:type="dxa" w:w="2232"/>
-          </w:tcPr>
-          <w:p>
-            <w:r/>
-            <w:r>
-              <w:rPr>
-                <w:b w:val="0"/>
-                <w:i w:val="0"/>
-              </w:rPr>
-              <w:t>—</w:t>
-            </w:r>
-          </w:p>
-        </w:tc>
       </w:tr>
       <w:tr>
         <w:tc>
           <w:tcPr>
-            <w:tcW w:type="dxa" w:w="2232"/>
+            <w:tcW w:type="dxa" w:w="2976"/>
           </w:tcPr>
           <w:p>
             <w:r/>
@@ -1439,7 +1406,7 @@
         </w:tc>
         <w:tc>
           <w:tcPr>
-            <w:tcW w:type="dxa" w:w="2232"/>
+            <w:tcW w:type="dxa" w:w="2976"/>
           </w:tcPr>
           <w:p>
             <w:r/>
@@ -1454,7 +1421,7 @@
         </w:tc>
         <w:tc>
           <w:tcPr>
-            <w:tcW w:type="dxa" w:w="2232"/>
+            <w:tcW w:type="dxa" w:w="2976"/>
           </w:tcPr>
           <w:p>
             <w:r/>
@@ -1467,21 +1434,6 @@
             </w:r>
           </w:p>
         </w:tc>
-        <w:tc>
-          <w:tcPr>
-            <w:tcW w:type="dxa" w:w="2232"/>
-          </w:tcPr>
-          <w:p>
-            <w:r/>
-            <w:r>
-              <w:rPr>
-                <w:b w:val="0"/>
-                <w:i w:val="0"/>
-              </w:rPr>
-              <w:t>—</w:t>
-            </w:r>
-          </w:p>
-        </w:tc>
       </w:tr>
     </w:tbl>
     <w:p/>
@@ -1530,7 +1482,7 @@
           <w:b w:val="0"/>
           <w:i w:val="0"/>
         </w:rPr>
-        <w:t xml:space="preserve"> maximises the energy returned per binder, by 77.85 against the next candidate. Theorem 4 in §14.8 proves it.</w:t>
+        <w:t xml:space="preserve"> maximises the energy returned per binder, by a factor of 77.85 against the next candidate. §14.8 proves it.</w:t>
       </w:r>
     </w:p>
     <w:p>
@@ -1639,7 +1591,7 @@
           <w:b w:val="0"/>
           <w:i w:val="0"/>
         </w:rPr>
-        <w:t xml:space="preserve"> is 230.76 on energy per binder and 95.77 on neutrons.</w:t>
+        <w:t xml:space="preserve"> is ahead by factors of 230.76 on energy per binder and 95.77 on neutrons.</w:t>
       </w:r>
     </w:p>
     <w:p>
@@ -1691,6 +1643,22 @@
           <w:i w:val="0"/>
         </w:rPr>
         <w:t>* It is the only pair whose cycle is fast enough to outrun the muon and whose sticking is low enough to let it repeat, and every other admissible pair fails one of those two tests by more than an order of magnitude. Taken with §2, the reaction is unique in its binder and unique in its fuel, and neither uniqueness was assumed.</w:t>
+      </w:r>
+    </w:p>
+    <w:p>
+      <w:r>
+        <w:rPr>
+          <w:b/>
+          <w:i w:val="0"/>
+        </w:rPr>
+        <w:t>What the ranking does not settle.</w:t>
+      </w:r>
+      <w:r>
+        <w:rPr>
+          <w:b w:val="0"/>
+          <w:i w:val="0"/>
+        </w:rPr>
+        <w:t xml:space="preserve"> It ranks on energy returned per binder, which is the right objective for a machine that must pay for its binders and the wrong one for a machine judged on what it must hold. A designer weighing tritium inventory rather than yield is asking a different question, the ranking cannot see it, and §8 answers it.</w:t>
       </w:r>
     </w:p>
     <w:p>
@@ -2165,7 +2133,35 @@
           <w:b w:val="0"/>
           <w:i w:val="0"/>
         </w:rPr>
-        <w:t>It is worth noting which hemisphere carries the yield, because a common argument turns on it. The forward hemisphere is the large one, at 15 percent of combined production against the backward sliver's 35 percent of the measured acceptance. Since the machine that has been built captures the forward hemisphere, a suggestion that a reactor might gain a large factor by capturing the other one is a suggestion about the smaller half, and the gain available is correspondingly modest.</w:t>
+        <w:t xml:space="preserve">It is worth noting which hemisphere carries the yield, because a common argument turns on it. The machine that has been built captures the </w:t>
+      </w:r>
+      <w:r>
+        <w:rPr>
+          <w:b/>
+          <w:i w:val="0"/>
+        </w:rPr>
+        <w:t>forward</w:t>
+      </w:r>
+      <w:r>
+        <w:rPr>
+          <w:b w:val="0"/>
+          <w:i w:val="0"/>
+        </w:rPr>
+        <w:t xml:space="preserve"> hemisphere, and it is sometimes suggested that a reactor could gain a large factor by capturing the backward one as well. Run through the acceptance model of §6.1 that gain is 1.20 — worth having, and not a factor of several. The two acceptance windows the integration above uses are not hemispheres and should not be read as though they were: the forward window contributes 15 percent of combined production, while the backward sliver is 35 percent of the </w:t>
+      </w:r>
+      <w:r>
+        <w:rPr>
+          <w:b w:val="0"/>
+          <w:i/>
+        </w:rPr>
+        <w:t>measured acceptance</w:t>
+      </w:r>
+      <w:r>
+        <w:rPr>
+          <w:b w:val="0"/>
+          <w:i w:val="0"/>
+        </w:rPr>
+        <w:t>, which is a different denominator.</w:t>
       </w:r>
     </w:p>
     <w:p>
@@ -3160,7 +3156,7 @@
           <w:b w:val="0"/>
           <w:i w:val="0"/>
         </w:rPr>
-        <w:t xml:space="preserve"> at today's aperture, or 37.62 percent at the wider bore — against the 90 percent [DESIGN] the balances were read at.</w:t>
+        <w:t xml:space="preserve"> at today's aperture, or 37.62 percent at the wider bore — against the 90 percent [DESIGN] figure at which the preprints at [18] read them, and which §7 restates every one of them away from.</w:t>
       </w:r>
     </w:p>
     <w:p>
@@ -3306,7 +3302,7 @@
           <w:b/>
           <w:i w:val="0"/>
         </w:rPr>
-        <w:t>Every bound-case figure in the record is therefore high by 3.10.</w:t>
+        <w:t>Every bound-case figure in the record is therefore high by a factor of 3.10.</w:t>
       </w:r>
     </w:p>
     <w:p>
@@ -3763,66 +3759,6 @@
     </w:p>
     <w:p>
       <w:pPr>
-        <w:jc w:val="center"/>
-      </w:pPr>
-      <w:r>
-        <w:drawing>
-          <wp:inline xmlns:a="http://schemas.openxmlformats.org/drawingml/2006/main" xmlns:pic="http://schemas.openxmlformats.org/drawingml/2006/picture">
-            <wp:extent cx="5486400" cy="2933829"/>
-            <wp:docPr id="2" name="Picture 2"/>
-            <wp:cNvGraphicFramePr>
-              <a:graphicFrameLocks noChangeAspect="1"/>
-            </wp:cNvGraphicFramePr>
-            <a:graphic>
-              <a:graphicData uri="http://schemas.openxmlformats.org/drawingml/2006/picture">
-                <pic:pic>
-                  <pic:nvPicPr>
-                    <pic:cNvPr id="0" name="fig5-budget.png"/>
-                    <pic:cNvPicPr/>
-                  </pic:nvPicPr>
-                  <pic:blipFill>
-                    <a:blip r:embed="rId9"/>
-                    <a:stretch>
-                      <a:fillRect/>
-                    </a:stretch>
-                  </pic:blipFill>
-                  <pic:spPr>
-                    <a:xfrm>
-                      <a:off x="0" y="0"/>
-                      <a:ext cx="5486400" cy="2933829"/>
-                    </a:xfrm>
-                    <a:prstGeom prst="rect"/>
-                  </pic:spPr>
-                </pic:pic>
-              </a:graphicData>
-            </a:graphic>
-          </wp:inline>
-        </w:drawing>
-      </w:r>
-    </w:p>
-    <w:p>
-      <w:pPr>
-        <w:spacing w:after="240"/>
-      </w:pPr>
-      <w:r>
-        <w:rPr>
-          <w:b/>
-          <w:sz w:val="18"/>
-        </w:rPr>
-        <w:t xml:space="preserve">Figure 5. </w:t>
-      </w:r>
-      <w:r>
-        <w:rPr>
-          <w:b w:val="0"/>
-          <w:i w:val="0"/>
-          <w:color w:val="5D5850"/>
-          <w:sz w:val="18"/>
-        </w:rPr>
-        <w:t>What becomes of a hundred pions made in the target. Each step is a loss that can be computed rather than assumed, and the product of them is the difference between what the magnet accepts and what the fuel actually stops.</w:t>
-      </w:r>
-    </w:p>
-    <w:p>
-      <w:pPr>
         <w:spacing w:before="240" w:after="80"/>
       </w:pPr>
       <w:r>
@@ -4272,7 +4208,7 @@
         <w:drawing>
           <wp:inline xmlns:a="http://schemas.openxmlformats.org/drawingml/2006/main" xmlns:pic="http://schemas.openxmlformats.org/drawingml/2006/picture">
             <wp:extent cx="5486400" cy="3047111"/>
-            <wp:docPr id="3" name="Picture 3"/>
+            <wp:docPr id="2" name="Picture 2"/>
             <wp:cNvGraphicFramePr>
               <a:graphicFrameLocks noChangeAspect="1"/>
             </wp:cNvGraphicFramePr>
@@ -4330,7 +4266,7 @@
           <w:b/>
           <w:i w:val="0"/>
         </w:rPr>
-        <w:t>Two things fall out of that table, and they point in opposite directions.</w:t>
+        <w:t>Two things fall out of that table, and the second qualifies the first.</w:t>
       </w:r>
     </w:p>
     <w:p>
@@ -4399,14 +4335,14 @@
           <w:b/>
           <w:i w:val="0"/>
         </w:rPr>
-        <w:t>Bred fuel at the measured cycle count clears unity, and it asks for the least of anything here.</w:t>
-      </w:r>
-      <w:r>
-        <w:rPr>
-          <w:b w:val="0"/>
-          <w:i w:val="0"/>
-        </w:rPr>
-        <w:t xml:space="preserve"> At 1.480 with the target alone and </w:t>
+        <w:t>Bred fuel is the one row that crosses unity, and it crosses only through the optimised target.</w:t>
+      </w:r>
+      <w:r>
+        <w:rPr>
+          <w:b w:val="0"/>
+          <w:i w:val="0"/>
+        </w:rPr>
+        <w:t xml:space="preserve"> At 1.480 with that target alone and </w:t>
       </w:r>
       <w:r>
         <w:rPr>
@@ -4420,7 +4356,7 @@
           <w:b w:val="0"/>
           <w:i w:val="0"/>
         </w:rPr>
-        <w:t xml:space="preserve"> with all three alterations, it uses </w:t>
+        <w:t xml:space="preserve"> with all three alterations, the row uses </w:t>
       </w:r>
       <w:r>
         <w:rPr>
@@ -4434,21 +4370,35 @@
           <w:b w:val="0"/>
           <w:i w:val="0"/>
         </w:rPr>
-        <w:t xml:space="preserve">. Its inputs are the 150 cycles measured at Los Alamos, the sourced blanket of §5.2, the production cost integrated from measured cross sections in §5.1, and the collection the machine of §10 delivers. </w:t>
+        <w:t xml:space="preserve"> — its inputs are the 150 cycles measured at Los Alamos, the sourced blanket of §5.2 and the collection the machine of §10 delivers. </w:t>
       </w:r>
       <w:r>
         <w:rPr>
           <w:b/>
           <w:i w:val="0"/>
         </w:rPr>
-        <w:t>That is the configuration this paper offers as self-sustaining and unwitnessed</w:t>
-      </w:r>
-      <w:r>
-        <w:rPr>
-          <w:b w:val="0"/>
-          <w:i w:val="0"/>
-        </w:rPr>
-        <w:t>, and §13 states exactly which of its terms have been measured and which have not.</w:t>
+        <w:t>But it does not cross on this paper's own production cost.</w:t>
+      </w:r>
+      <w:r>
+        <w:rPr>
+          <w:b w:val="0"/>
+          <w:i w:val="0"/>
+        </w:rPr>
+        <w:t xml:space="preserve"> At the 11.13 GeV §5.1 integrates, the same route reaches 0.623 as built and 0.957 with both collector alterations, short of unity by a factor of 1.045; </w:t>
+      </w:r>
+      <w:r>
+        <w:rPr>
+          <w:b/>
+          <w:i w:val="0"/>
+        </w:rPr>
+        <w:t>everything above unity in the table above is bought by the 4.69 GeV optimisation</w:t>
+      </w:r>
+      <w:r>
+        <w:rPr>
+          <w:b w:val="0"/>
+          <w:i w:val="0"/>
+        </w:rPr>
+        <w:t>, which this paper prices and declines to adopt.</w:t>
       </w:r>
     </w:p>
     <w:p>
@@ -4457,14 +4407,35 @@
           <w:b/>
           <w:i w:val="0"/>
         </w:rPr>
-        <w:t>One condition travels with it and is not yet discharged.</w:t>
-      </w:r>
-      <w:r>
-        <w:rPr>
-          <w:b w:val="0"/>
-          <w:i w:val="0"/>
-        </w:rPr>
-        <w:t xml:space="preserve"> 4.69 GeV is a published optimisation of the production target. This paper prices what it is worth without adopting it as a figure of its own, and a normalisation measurement on one target is what would settle it. Without it the same route reaches 0.957 — which is 1.045 short, and short by less than the uncertainty on the one term in it nobody has measured.</w:t>
+        <w:t>Which half of that table is this paper's, and it is the first.</w:t>
+      </w:r>
+      <w:r>
+        <w:rPr>
+          <w:b w:val="0"/>
+          <w:i w:val="0"/>
+        </w:rPr>
+        <w:t xml:space="preserve"> 4.69 GeV is a </w:t>
+      </w:r>
+      <w:r>
+        <w:rPr>
+          <w:b w:val="0"/>
+          <w:i/>
+        </w:rPr>
+        <w:t>published</w:t>
+      </w:r>
+      <w:r>
+        <w:rPr>
+          <w:b w:val="0"/>
+          <w:i w:val="0"/>
+        </w:rPr>
+        <w:t xml:space="preserve"> optimisation of the production target, worth a factor of 2.373 on every balance; §5.1 integrates 11.13 GeV from measured cross sections and that is the figure this paper stands behind. The two are a discrepancy §12 records and does not close, and a normalisation measurement on one target — pions per beam particle against pions per interaction, nothing else changed — is what would settle it. </w:t>
+      </w:r>
+      <w:r>
+        <w:rPr>
+          <w:b/>
+          <w:i w:val="0"/>
+        </w:rPr>
+        <w:t>Until it is made, the reading this paper offers is the first column: the best route reaches 0.957 against the unity it must clear, falls short by a factor of 1.045, and falls short by no term other than a loss budget nobody has measured end to end.</w:t>
       </w:r>
     </w:p>
     <w:p>
@@ -5009,7 +4980,7 @@
           <w:b/>
           <w:i w:val="0"/>
         </w:rPr>
-        <w:t>A cell that makes its own tritium holds 64.71 less of it</w:t>
+        <w:t>A cell that makes its own tritium holds a factor of 64.71 less of it</w:t>
       </w:r>
       <w:r>
         <w:rPr>
@@ -5051,7 +5022,7 @@
           <w:b/>
           <w:i w:val="0"/>
         </w:rPr>
-        <w:t>What it costs is the reaction's yield, by 48.38 in neutrons per binder.</w:t>
+        <w:t>What it costs is the reaction's yield, by a factor of 48.38 in neutrons per binder.</w:t>
       </w:r>
     </w:p>
     <w:p>
@@ -5202,7 +5173,7 @@
         <w:drawing>
           <wp:inline xmlns:a="http://schemas.openxmlformats.org/drawingml/2006/main" xmlns:pic="http://schemas.openxmlformats.org/drawingml/2006/picture">
             <wp:extent cx="5486400" cy="2221275"/>
-            <wp:docPr id="4" name="Picture 4"/>
+            <wp:docPr id="3" name="Picture 3"/>
             <wp:cNvGraphicFramePr>
               <a:graphicFrameLocks noChangeAspect="1"/>
             </wp:cNvGraphicFramePr>
@@ -5975,7 +5946,7 @@
         <w:drawing>
           <wp:inline xmlns:a="http://schemas.openxmlformats.org/drawingml/2006/main" xmlns:pic="http://schemas.openxmlformats.org/drawingml/2006/picture">
             <wp:extent cx="5486400" cy="3785347"/>
-            <wp:docPr id="5" name="Picture 5"/>
+            <wp:docPr id="4" name="Picture 4"/>
             <wp:cNvGraphicFramePr>
               <a:graphicFrameLocks noChangeAspect="1"/>
             </wp:cNvGraphicFramePr>
@@ -7046,7 +7017,7 @@
         <w:drawing>
           <wp:inline xmlns:a="http://schemas.openxmlformats.org/drawingml/2006/main" xmlns:pic="http://schemas.openxmlformats.org/drawingml/2006/picture">
             <wp:extent cx="5486400" cy="3347279"/>
-            <wp:docPr id="6" name="Picture 6"/>
+            <wp:docPr id="5" name="Picture 5"/>
             <wp:cNvGraphicFramePr>
               <a:graphicFrameLocks noChangeAspect="1"/>
             </wp:cNvGraphicFramePr>
@@ -7689,7 +7660,7 @@
         <w:drawing>
           <wp:inline xmlns:a="http://schemas.openxmlformats.org/drawingml/2006/main" xmlns:pic="http://schemas.openxmlformats.org/drawingml/2006/picture">
             <wp:extent cx="5486400" cy="3180338"/>
-            <wp:docPr id="7" name="Picture 7"/>
+            <wp:docPr id="6" name="Picture 6"/>
             <wp:cNvGraphicFramePr>
               <a:graphicFrameLocks noChangeAspect="1"/>
             </wp:cNvGraphicFramePr>
@@ -8436,7 +8407,7 @@
           <w:b w:val="0"/>
           <w:i w:val="0"/>
         </w:rPr>
-        <w:t>Each item below is a limit on what the foregoing establishes. None of them is resolved by argument in this paper, and where a measurement would settle one, that measurement is named. §14.8 lists the three that bear most directly on the results.</w:t>
+        <w:t>Each item below is a limit on what the foregoing establishes. None of them is resolved by argument in this paper, and where a measurement would settle one, that measurement is named. §14.9 lists the three that bear most directly on the results.</w:t>
       </w:r>
     </w:p>
     <w:p>
@@ -8597,7 +8568,7 @@
           <w:b w:val="0"/>
           <w:i w:val="0"/>
         </w:rPr>
-        <w:t xml:space="preserve"> Theorem 3 of §14 is a theorem, and no measurement in §11 can overturn it. What a measurement can decide is the co-product configuration and the bred-fuel route, which are the two that survive.</w:t>
+        <w:t xml:space="preserve"> Theorem 3 of §14 is a theorem, and no measurement in §11 can overturn it. What a measurement can decide is the bred-fuel route, which is the one this paper leaves standing, and the production cost that route turns on.</w:t>
       </w:r>
     </w:p>
     <w:p>
@@ -8712,7 +8683,7 @@
           <w:b w:val="0"/>
           <w:i w:val="0"/>
         </w:rPr>
-        <w:t xml:space="preserve"> maximises the energy returned per binder by 77.85 against the next candidate (Theorem 4, §14.8) — and the runner-up uses more tritium rather than less.</w:t>
+        <w:t xml:space="preserve"> maximises the energy returned per binder by a factor of 77.85 against the next candidate (Theorem 4, §14.8) — and the runner-up uses more tritium rather than less.</w:t>
       </w:r>
     </w:p>
     <w:p>
@@ -8731,7 +8702,7 @@
           <w:b w:val="0"/>
           <w:i w:val="0"/>
         </w:rPr>
-        <w:t xml:space="preserve"> Its lower bound may move by 207 and its upper by 3.54 before the count of occupants changes.</w:t>
+        <w:t xml:space="preserve"> Its lower bound may move by a factor of 207 and its upper by 3.54 before the count of occupants changes.</w:t>
       </w:r>
     </w:p>
     <w:p>
@@ -8852,14 +8823,61 @@
           <w:b/>
           <w:i w:val="0"/>
         </w:rPr>
-        <w:t>Nothing clears unity with the machine as built.</w:t>
-      </w:r>
-      <w:r>
-        <w:rPr>
-          <w:b w:val="0"/>
-          <w:i w:val="0"/>
-        </w:rPr>
-        <w:t xml:space="preserve"> The closest is bred fuel at the measured 150 cycles, at 0.623; with both collector alterations of §7.1 it reaches 0.957, short of unity by 1.045 and short by no term other than the loss budget, which is the one quantity in the column that has never been measured.</w:t>
+        <w:t>Nothing clears unity at this paper's own production cost.</w:t>
+      </w:r>
+      <w:r>
+        <w:rPr>
+          <w:b w:val="0"/>
+          <w:i w:val="0"/>
+        </w:rPr>
+        <w:t xml:space="preserve"> The closest is bred fuel at the measured 150 cycles, at 0.623 as built; with both collector alterations of §7.1 it reaches 0.957, short of unity by a factor of 1.045 and short by no term other than the loss budget, which is the one quantity in the column that has never been measured.</w:t>
+      </w:r>
+    </w:p>
+    <w:p>
+      <w:pPr>
+        <w:pStyle w:val="ListNumber"/>
+      </w:pPr>
+      <w:r>
+        <w:rPr>
+          <w:b/>
+          <w:i w:val="0"/>
+        </w:rPr>
+        <w:t>One route does cross unity, and it crosses on a figure this paper declines to adopt.</w:t>
+      </w:r>
+      <w:r>
+        <w:rPr>
+          <w:b w:val="0"/>
+          <w:i w:val="0"/>
+        </w:rPr>
+        <w:t xml:space="preserve"> Through a </w:t>
+      </w:r>
+      <w:r>
+        <w:rPr>
+          <w:b w:val="0"/>
+          <w:i/>
+        </w:rPr>
+        <w:t>published</w:t>
+      </w:r>
+      <w:r>
+        <w:rPr>
+          <w:b w:val="0"/>
+          <w:i w:val="0"/>
+        </w:rPr>
+        <w:t xml:space="preserve"> optimisation of the production target at 4.69 GeV — worth a factor of 2.373 on every balance against the 11.13 GeV §5.1 integrates — bred fuel at the measured cycle count reaches 1.480, and 2.271 with all three alterations. </w:t>
+      </w:r>
+      <w:r>
+        <w:rPr>
+          <w:b/>
+          <w:i w:val="0"/>
+        </w:rPr>
+        <w:t>That factor is a discrepancy §12 records and does not close</w:t>
+      </w:r>
+      <w:r>
+        <w:rPr>
+          <w:b w:val="0"/>
+          <w:i w:val="0"/>
+        </w:rPr>
+        <w:t>, so the route is reported and not claimed, and a normalisation measurement on one target is what would settle it.</w:t>
       </w:r>
     </w:p>
     <w:p>
@@ -8872,14 +8890,14 @@
           <w:b/>
           <w:i w:val="0"/>
         </w:rPr>
-        <w:t>The reaction is proved and it is witnessed. Its binder is unique, its fuel is unique, and its energy account is closed in the sense that every term in it is named and priced. What is not proved is that any device-internal configuration of it returns more than it costs, and §7 states how far short the best one falls.</w:t>
-      </w:r>
-      <w:r>
-        <w:rPr>
-          <w:b w:val="0"/>
-          <w:i w:val="0"/>
-        </w:rPr>
-        <w:t xml:space="preserve"> That is the whole of the claim, and no part of it is larger than the evidence behind it.</w:t>
+        <w:t>The reaction is proved and it is witnessed. Its binder is unique, its fuel is unique, and its energy account is closed in the sense that every term in it is named and priced. What is not proved is that any device-internal configuration of it returns more than it costs at a production cost this paper is willing to stand behind</w:t>
+      </w:r>
+      <w:r>
+        <w:rPr>
+          <w:b w:val="0"/>
+          <w:i w:val="0"/>
+        </w:rPr>
+        <w:t xml:space="preserve"> — §7 states how far short the best one falls, and the item immediately above states the one route that crosses and whose figure it crosses on. That is the whole of the claim, and no part of it is larger than the evidence behind it.</w:t>
       </w:r>
     </w:p>
     <w:p>
@@ -10142,7 +10160,7 @@
         <w:drawing>
           <wp:inline xmlns:a="http://schemas.openxmlformats.org/drawingml/2006/main" xmlns:pic="http://schemas.openxmlformats.org/drawingml/2006/picture">
             <wp:extent cx="3460652" cy="626012"/>
-            <wp:docPr id="8" name="Picture 8"/>
+            <wp:docPr id="7" name="Picture 7"/>
             <wp:cNvGraphicFramePr>
               <a:graphicFrameLocks noChangeAspect="1"/>
             </wp:cNvGraphicFramePr>
@@ -10757,7 +10775,7 @@
         <w:drawing>
           <wp:inline xmlns:a="http://schemas.openxmlformats.org/drawingml/2006/main" xmlns:pic="http://schemas.openxmlformats.org/drawingml/2006/picture">
             <wp:extent cx="3393830" cy="583809"/>
-            <wp:docPr id="9" name="Picture 9"/>
+            <wp:docPr id="8" name="Picture 8"/>
             <wp:cNvGraphicFramePr>
               <a:graphicFrameLocks noChangeAspect="1"/>
             </wp:cNvGraphicFramePr>
@@ -11011,7 +11029,7 @@
         <w:drawing>
           <wp:inline xmlns:a="http://schemas.openxmlformats.org/drawingml/2006/main" xmlns:pic="http://schemas.openxmlformats.org/drawingml/2006/picture">
             <wp:extent cx="1410286" cy="443132"/>
-            <wp:docPr id="10" name="Picture 10"/>
+            <wp:docPr id="9" name="Picture 9"/>
             <wp:cNvGraphicFramePr>
               <a:graphicFrameLocks noChangeAspect="1"/>
             </wp:cNvGraphicFramePr>
@@ -11128,7 +11146,7 @@
           <w:b w:val="0"/>
           <w:i w:val="0"/>
         </w:rPr>
-        <w:t xml:space="preserve"> No pair without tritium comes within 230.76 of d–t on energy per binder, so the reaction's tritium requirement is not an artefact of the choice of fuel. It follows from the fuel being unique.</w:t>
+        <w:t xml:space="preserve"> No pair without tritium comes within a factor of 230.76 of d–t on energy per binder, so the reaction's tritium requirement is not an artefact of the choice of fuel. It follows from the fuel being unique.</w:t>
       </w:r>
     </w:p>
     <w:p>

--- a/papers/out/Cold_Fusion_Proof_v1.0.docx
+++ b/papers/out/Cold_Fusion_Proof_v1.0.docx
@@ -120,7 +120,7 @@
           <w:b w:val="0"/>
           <w:i w:val="0"/>
         </w:rPr>
-        <w:t xml:space="preserve">A second uniqueness result closes the other half of the configuration, and it is stated here as a theorem rather than as the working assumption it has long been. </w:t>
+        <w:t xml:space="preserve">A second uniqueness result closes the other half of the configuration. </w:t>
       </w:r>
       <w:r>
         <w:rPr>
@@ -134,7 +134,7 @@
           <w:b w:val="0"/>
           <w:i w:val="0"/>
         </w:rPr>
-        <w:t xml:space="preserve"> Over the closed set of light-nucleus pairs a muon can bind, </w:t>
+        <w:t xml:space="preserve"> That </w:t>
       </w:r>
       <w:r>
         <w:rPr>
@@ -162,6 +162,34 @@
           <w:b w:val="0"/>
           <w:i w:val="0"/>
         </w:rPr>
+        <w:t xml:space="preserve"> is the best mesomolecular fuel is not news to the field; what is set out here is the closed argument for it, over the whole candidate set at once. </w:t>
+      </w:r>
+      <w:r>
+        <w:rPr>
+          <w:b w:val="0"/>
+          <w:i/>
+        </w:rPr>
+        <w:t>d</w:t>
+      </w:r>
+      <w:r>
+        <w:rPr>
+          <w:b w:val="0"/>
+          <w:i w:val="0"/>
+        </w:rPr>
+        <w:t>–</w:t>
+      </w:r>
+      <w:r>
+        <w:rPr>
+          <w:b w:val="0"/>
+          <w:i/>
+        </w:rPr>
+        <w:t>t</w:t>
+      </w:r>
+      <w:r>
+        <w:rPr>
+          <w:b w:val="0"/>
+          <w:i w:val="0"/>
+        </w:rPr>
         <w:t xml:space="preserve"> maximises the energy returned per binder by a factor of 77.85 against the next candidate — and the runner-up uses </w:t>
       </w:r>
       <w:r>
@@ -192,7 +220,35 @@
           <w:b w:val="0"/>
           <w:i w:val="0"/>
         </w:rPr>
-        <w:t>, which punishes a slow cycle exactly as it punishes a sticky one.</w:t>
+        <w:t xml:space="preserve">, which punishes a slow cycle exactly as it punishes a sticky one. The ordering survives every competitor's cycle rate being sent to infinity, leaving </w:t>
+      </w:r>
+      <w:r>
+        <w:rPr>
+          <w:b w:val="0"/>
+          <w:i/>
+        </w:rPr>
+        <w:t>d</w:t>
+      </w:r>
+      <w:r>
+        <w:rPr>
+          <w:b w:val="0"/>
+          <w:i w:val="0"/>
+        </w:rPr>
+        <w:t>–</w:t>
+      </w:r>
+      <w:r>
+        <w:rPr>
+          <w:b w:val="0"/>
+          <w:i/>
+        </w:rPr>
+        <w:t>t</w:t>
+      </w:r>
+      <w:r>
+        <w:rPr>
+          <w:b w:val="0"/>
+          <w:i w:val="0"/>
+        </w:rPr>
+        <w:t xml:space="preserve"> ahead by a factor of 24.58, so it rests on the stickings alone.</w:t>
       </w:r>
     </w:p>
     <w:p>
@@ -231,7 +287,7 @@
           <w:b w:val="0"/>
           <w:i w:val="0"/>
         </w:rPr>
-        <w:t xml:space="preserve">. Every term in it has been measured. Integrating the published pion production cross sections puts production alone at 11.13 GeV per pion, so even a perfect collector would leave the heat form short; sticking is shown to be independent of the binder's mass, so the condition is a specification on the machine rather than a search over the spectrum; and the break-point in sticking lies </w:t>
+        <w:t xml:space="preserve">. It contains no fitted term: two are measured, one is integrated from measured cross sections, and the fourth is a conversion fraction computed at a stated operating point and carried in both of its conventions. Integrating the published pion production cross sections puts production alone at 11.13 GeV per pion, so even a perfect collector would leave the heat form short; sticking is shown to be independent of the binder's mass, so the condition is a specification on the machine rather than a search over the spectrum; and the break-point in sticking lies </w:t>
       </w:r>
       <w:r>
         <w:rPr>
@@ -282,7 +338,7 @@
           <w:b w:val="0"/>
           <w:i w:val="0"/>
         </w:rPr>
-        <w:t xml:space="preserve"> optimisation of the production target, at 1.480 — and it crosses on a figure worth 2.373 that this paper prices and </w:t>
+        <w:t xml:space="preserve"> optimisation of the production target, at 1.480 — and it crosses on an optimisation worth a factor of 2.373 that this paper prices and </w:t>
       </w:r>
       <w:r>
         <w:rPr>
@@ -375,7 +431,7 @@
           <w:b w:val="0"/>
           <w:i w:val="0"/>
         </w:rPr>
-        <w:t>, and the cell tritiates itself to an equilibrium of 0.6211 percent by atom. Such a cell holds 64.71 less tritium than the specified one and needs no lithium and no breeding blanket, at the cost of a fusion yield a factor of 48.38 smaller per binder.</w:t>
+        <w:t>, and the cell tritiates itself to an equilibrium of 0.6211 percent by atom. Such a cell holds less tritium than the specified one by a factor of 64.71 and needs no lithium and no breeding blanket, at the cost of a fusion yield a factor of 48.38 smaller per binder.</w:t>
       </w:r>
     </w:p>
     <w:p>
@@ -1353,6 +1409,53 @@
                 <w:b w:val="0"/>
                 <w:i w:val="0"/>
               </w:rPr>
+              <w:t>p–t</w:t>
+            </w:r>
+          </w:p>
+        </w:tc>
+        <w:tc>
+          <w:tcPr>
+            <w:tcW w:type="dxa" w:w="2976"/>
+          </w:tcPr>
+          <w:p>
+            <w:r/>
+            <w:r>
+              <w:rPr>
+                <w:b w:val="0"/>
+                <w:i w:val="0"/>
+              </w:rPr>
+              <w:t>0.7117 cycles</w:t>
+            </w:r>
+          </w:p>
+        </w:tc>
+        <w:tc>
+          <w:tcPr>
+            <w:tcW w:type="dxa" w:w="2976"/>
+          </w:tcPr>
+          <w:p>
+            <w:r/>
+            <w:r>
+              <w:rPr>
+                <w:b w:val="0"/>
+                <w:i w:val="0"/>
+              </w:rPr>
+              <w:t>14.098 MeV</w:t>
+            </w:r>
+          </w:p>
+        </w:tc>
+      </w:tr>
+      <w:tr>
+        <w:tc>
+          <w:tcPr>
+            <w:tcW w:type="dxa" w:w="2976"/>
+          </w:tcPr>
+          <w:p>
+            <w:r/>
+            <w:r>
+              <w:rPr>
+                <w:b w:val="0"/>
+                <w:i w:val="0"/>
+              </w:rPr>
               <w:t>d–d</w:t>
             </w:r>
           </w:p>
@@ -1400,7 +1503,7 @@
                 <w:b w:val="0"/>
                 <w:i w:val="0"/>
               </w:rPr>
-              <w:t>p–d, p–t, p–p, and the helium pairs</w:t>
+              <w:t>p–d</w:t>
             </w:r>
           </w:p>
         </w:tc>
@@ -1415,7 +1518,7 @@
                 <w:b w:val="0"/>
                 <w:i w:val="0"/>
               </w:rPr>
-              <w:t>below unity</w:t>
+              <w:t>1.0191 cycles</w:t>
             </w:r>
           </w:p>
         </w:tc>
@@ -1430,7 +1533,148 @@
                 <w:b w:val="0"/>
                 <w:i w:val="0"/>
               </w:rPr>
-              <w:t>below the d–d entry</w:t>
+              <w:t>5.595 MeV</w:t>
+            </w:r>
+          </w:p>
+        </w:tc>
+      </w:tr>
+      <w:tr>
+        <w:tc>
+          <w:tcPr>
+            <w:tcW w:type="dxa" w:w="2976"/>
+          </w:tcPr>
+          <w:p>
+            <w:r/>
+            <w:r>
+              <w:rPr>
+                <w:b w:val="0"/>
+                <w:i w:val="0"/>
+              </w:rPr>
+              <w:t>d–³He</w:t>
+            </w:r>
+          </w:p>
+        </w:tc>
+        <w:tc>
+          <w:tcPr>
+            <w:tcW w:type="dxa" w:w="2976"/>
+          </w:tcPr>
+          <w:p>
+            <w:r/>
+            <w:r>
+              <w:rPr>
+                <w:b w:val="0"/>
+                <w:i w:val="0"/>
+              </w:rPr>
+              <w:t>0.1805 cycles</w:t>
+            </w:r>
+          </w:p>
+        </w:tc>
+        <w:tc>
+          <w:tcPr>
+            <w:tcW w:type="dxa" w:w="2976"/>
+          </w:tcPr>
+          <w:p>
+            <w:r/>
+            <w:r>
+              <w:rPr>
+                <w:b w:val="0"/>
+                <w:i w:val="0"/>
+              </w:rPr>
+              <w:t>3.311 MeV</w:t>
+            </w:r>
+          </w:p>
+        </w:tc>
+      </w:tr>
+      <w:tr>
+        <w:tc>
+          <w:tcPr>
+            <w:tcW w:type="dxa" w:w="2976"/>
+          </w:tcPr>
+          <w:p>
+            <w:r/>
+            <w:r>
+              <w:rPr>
+                <w:b w:val="0"/>
+                <w:i w:val="0"/>
+              </w:rPr>
+              <w:t>p–³He</w:t>
+            </w:r>
+          </w:p>
+        </w:tc>
+        <w:tc>
+          <w:tcPr>
+            <w:tcW w:type="dxa" w:w="2976"/>
+          </w:tcPr>
+          <w:p>
+            <w:r/>
+            <w:r>
+              <w:rPr>
+                <w:b w:val="0"/>
+                <w:i w:val="0"/>
+              </w:rPr>
+              <w:t>0.0215 cycles</w:t>
+            </w:r>
+          </w:p>
+        </w:tc>
+        <w:tc>
+          <w:tcPr>
+            <w:tcW w:type="dxa" w:w="2976"/>
+          </w:tcPr>
+          <w:p>
+            <w:r/>
+            <w:r>
+              <w:rPr>
+                <w:b w:val="0"/>
+                <w:i w:val="0"/>
+              </w:rPr>
+              <w:t>0.0400 MeV</w:t>
+            </w:r>
+          </w:p>
+        </w:tc>
+      </w:tr>
+      <w:tr>
+        <w:tc>
+          <w:tcPr>
+            <w:tcW w:type="dxa" w:w="2976"/>
+          </w:tcPr>
+          <w:p>
+            <w:r/>
+            <w:r>
+              <w:rPr>
+                <w:b w:val="0"/>
+                <w:i w:val="0"/>
+              </w:rPr>
+              <w:t>p–p</w:t>
+            </w:r>
+          </w:p>
+        </w:tc>
+        <w:tc>
+          <w:tcPr>
+            <w:tcW w:type="dxa" w:w="2976"/>
+          </w:tcPr>
+          <w:p>
+            <w:r/>
+            <w:r>
+              <w:rPr>
+                <w:b w:val="0"/>
+                <w:i w:val="0"/>
+              </w:rPr>
+              <w:t>0.00022 cycles</w:t>
+            </w:r>
+          </w:p>
+        </w:tc>
+        <w:tc>
+          <w:tcPr>
+            <w:tcW w:type="dxa" w:w="2976"/>
+          </w:tcPr>
+          <w:p>
+            <w:r/>
+            <w:r>
+              <w:rPr>
+                <w:b w:val="0"/>
+                <w:i w:val="0"/>
+              </w:rPr>
+              <w:t>0.00032 MeV</w:t>
             </w:r>
           </w:p>
         </w:tc>
@@ -1438,23 +1682,54 @@
     </w:tbl>
     <w:p/>
     <w:p>
-      <w:pPr>
-        <w:spacing w:before="160" w:after="200"/>
-        <w:ind w:left="461" w:right="259"/>
-      </w:pPr>
+      <w:r>
+        <w:rPr>
+          <w:b w:val="0"/>
+          <w:i w:val="0"/>
+        </w:rPr>
+        <w:t xml:space="preserve">The whole set is shown rather than summarised, because a uniqueness claim over a closed set is only checkable if the set is on the page. Two entries repay reading, and both are visible in the table itself. </w:t>
+      </w:r>
+      <w:r>
+        <w:rPr>
+          <w:b w:val="0"/>
+          <w:i/>
+        </w:rPr>
+        <w:t>p</w:t>
+      </w:r>
+      <w:r>
+        <w:rPr>
+          <w:b w:val="0"/>
+          <w:i w:val="0"/>
+        </w:rPr>
+        <w:t>–</w:t>
+      </w:r>
+      <w:r>
+        <w:rPr>
+          <w:b w:val="0"/>
+          <w:i/>
+        </w:rPr>
+        <w:t>t</w:t>
+      </w:r>
+      <w:r>
+        <w:rPr>
+          <w:b w:val="0"/>
+          <w:i w:val="0"/>
+        </w:rPr>
+        <w:t xml:space="preserve"> completes </w:t>
+      </w:r>
       <w:r>
         <w:rPr>
           <w:b/>
           <w:i w:val="0"/>
         </w:rPr>
-        <w:t>Theorem 4 (uniqueness of the fuel).</w:t>
-      </w:r>
-      <w:r>
-        <w:rPr>
-          <w:b w:val="0"/>
-          <w:i w:val="0"/>
-        </w:rPr>
-        <w:t xml:space="preserve"> Over the closed set of light-nucleus pairs a muon can bind, </w:t>
+        <w:t>fewer</w:t>
+      </w:r>
+      <w:r>
+        <w:rPr>
+          <w:b w:val="0"/>
+          <w:i w:val="0"/>
+        </w:rPr>
+        <w:t xml:space="preserve"> cycles than </w:t>
       </w:r>
       <w:r>
         <w:rPr>
@@ -1475,46 +1750,35 @@
           <w:b w:val="0"/>
           <w:i/>
         </w:rPr>
-        <w:t>t</w:t>
-      </w:r>
-      <w:r>
-        <w:rPr>
-          <w:b w:val="0"/>
-          <w:i w:val="0"/>
-        </w:rPr>
-        <w:t xml:space="preserve"> maximises the energy returned per binder, by a factor of 77.85 against the next candidate. §14.8 proves it.</w:t>
-      </w:r>
-    </w:p>
-    <w:p>
-      <w:r>
-        <w:rPr>
-          <w:b w:val="0"/>
-          <w:i w:val="0"/>
-        </w:rPr>
-        <w:t>Two features of that result matter more than the ranking itself.</w:t>
-      </w:r>
-    </w:p>
-    <w:p>
+        <w:t>d</w:t>
+      </w:r>
+      <w:r>
+        <w:rPr>
+          <w:b w:val="0"/>
+          <w:i w:val="0"/>
+        </w:rPr>
+        <w:t xml:space="preserve"> and returns </w:t>
+      </w:r>
       <w:r>
         <w:rPr>
           <w:b/>
           <w:i w:val="0"/>
         </w:rPr>
-        <w:t>The runner-up uses more tritium, not less.</w:t>
-      </w:r>
-      <w:r>
-        <w:rPr>
-          <w:b w:val="0"/>
-          <w:i w:val="0"/>
-        </w:rPr>
-        <w:t xml:space="preserve"> The second-placed pair is </w:t>
+        <w:t>more</w:t>
+      </w:r>
+      <w:r>
+        <w:rPr>
+          <w:b w:val="0"/>
+          <w:i w:val="0"/>
+        </w:rPr>
+        <w:t xml:space="preserve"> energy per binder than it, its larger release per fusion outweighing its shorter catalytic life — which is what it means for the figure of merit to be neither column alone. And </w:t>
       </w:r>
       <w:r>
         <w:rPr>
           <w:b w:val="0"/>
           <w:i/>
         </w:rPr>
-        <w:t>t</w:t>
+        <w:t>p</w:t>
       </w:r>
       <w:r>
         <w:rPr>
@@ -1528,14 +1792,14 @@
           <w:b w:val="0"/>
           <w:i/>
         </w:rPr>
-        <w:t>t</w:t>
-      </w:r>
-      <w:r>
-        <w:rPr>
-          <w:b w:val="0"/>
-          <w:i w:val="0"/>
-        </w:rPr>
-        <w:t xml:space="preserve">, so nothing is gained on the reaction's principal liability by moving down the list. Against </w:t>
+        <w:t>d</w:t>
+      </w:r>
+      <w:r>
+        <w:rPr>
+          <w:b w:val="0"/>
+          <w:i w:val="0"/>
+        </w:rPr>
+        <w:t xml:space="preserve"> completes just over one cycle, so the entries below </w:t>
       </w:r>
       <w:r>
         <w:rPr>
@@ -1563,167 +1827,7 @@
           <w:b w:val="0"/>
           <w:i w:val="0"/>
         </w:rPr>
-        <w:t xml:space="preserve"> — the only tritium-free pair with any cycle rate at all — </w:t>
-      </w:r>
-      <w:r>
-        <w:rPr>
-          <w:b w:val="0"/>
-          <w:i/>
-        </w:rPr>
-        <w:t>d</w:t>
-      </w:r>
-      <w:r>
-        <w:rPr>
-          <w:b w:val="0"/>
-          <w:i w:val="0"/>
-        </w:rPr>
-        <w:t>–</w:t>
-      </w:r>
-      <w:r>
-        <w:rPr>
-          <w:b w:val="0"/>
-          <w:i/>
-        </w:rPr>
-        <w:t>t</w:t>
-      </w:r>
-      <w:r>
-        <w:rPr>
-          <w:b w:val="0"/>
-          <w:i w:val="0"/>
-        </w:rPr>
-        <w:t xml:space="preserve"> is ahead by factors of 230.76 on energy per binder and 95.77 on neutrons.</w:t>
-      </w:r>
-    </w:p>
-    <w:p>
-      <w:r>
-        <w:rPr>
-          <w:b w:val="0"/>
-          <w:i w:val="0"/>
-        </w:rPr>
-        <w:t>*</w:t>
-      </w:r>
-      <w:r>
-        <w:rPr>
-          <w:b w:val="0"/>
-          <w:i/>
-        </w:rPr>
-        <w:t xml:space="preserve">So </w:t>
-      </w:r>
-      <w:r>
-        <w:rPr>
-          <w:b w:val="0"/>
-          <w:i w:val="0"/>
-        </w:rPr>
-        <w:t>d</w:t>
-      </w:r>
-      <w:r>
-        <w:rPr>
-          <w:b w:val="0"/>
-          <w:i/>
-        </w:rPr>
-        <w:t>–</w:t>
-      </w:r>
-      <w:r>
-        <w:rPr>
-          <w:b w:val="0"/>
-          <w:i w:val="0"/>
-        </w:rPr>
-        <w:t>t</w:t>
-      </w:r>
-      <w:r>
-        <w:rPr>
-          <w:b w:val="0"/>
-          <w:i/>
-        </w:rPr>
-        <w:t xml:space="preserve"> is not a preference.</w:t>
-      </w:r>
-      <w:r>
-        <w:rPr>
-          <w:b w:val="0"/>
-          <w:i w:val="0"/>
-        </w:rPr>
-        <w:t>* It is the only pair whose cycle is fast enough to outrun the muon and whose sticking is low enough to let it repeat, and every other admissible pair fails one of those two tests by more than an order of magnitude. Taken with §2, the reaction is unique in its binder and unique in its fuel, and neither uniqueness was assumed.</w:t>
-      </w:r>
-    </w:p>
-    <w:p>
-      <w:r>
-        <w:rPr>
-          <w:b/>
-          <w:i w:val="0"/>
-        </w:rPr>
-        <w:t>What the ranking does not settle.</w:t>
-      </w:r>
-      <w:r>
-        <w:rPr>
-          <w:b w:val="0"/>
-          <w:i w:val="0"/>
-        </w:rPr>
-        <w:t xml:space="preserve"> It ranks on energy returned per binder, which is the right objective for a machine that must pay for its binders and the wrong one for a machine judged on what it must hold. A designer weighing tritium inventory rather than yield is asking a different question, the ranking cannot see it, and §8 answers it.</w:t>
-      </w:r>
-    </w:p>
-    <w:p>
-      <w:r>
-        <w:rPr>
-          <w:b/>
-          <w:i w:val="0"/>
-        </w:rPr>
-        <w:t>The model is used for ratios and never for an absolute.</w:t>
-      </w:r>
-      <w:r>
-        <w:rPr>
-          <w:b w:val="0"/>
-          <w:i w:val="0"/>
-        </w:rPr>
-        <w:t xml:space="preserve"> Run on </w:t>
-      </w:r>
-      <w:r>
-        <w:rPr>
-          <w:b w:val="0"/>
-          <w:i/>
-        </w:rPr>
-        <w:t>d</w:t>
-      </w:r>
-      <w:r>
-        <w:rPr>
-          <w:b w:val="0"/>
-          <w:i w:val="0"/>
-        </w:rPr>
-        <w:t>–</w:t>
-      </w:r>
-      <w:r>
-        <w:rPr>
-          <w:b w:val="0"/>
-          <w:i/>
-        </w:rPr>
-        <w:t>t</w:t>
-      </w:r>
-      <w:r>
-        <w:rPr>
-          <w:b w:val="0"/>
-          <w:i w:val="0"/>
-        </w:rPr>
-        <w:t xml:space="preserve"> it returns 113.08 cycles against the 150 cycles measured at Los Alamos, a fidelity of 0.7539. That is close enough to rank fuels against one another and not close enough to price a machine, so every balance in this paper uses the measured count and none uses the model's.</w:t>
-      </w:r>
-    </w:p>
-    <w:p>
-      <w:pPr>
-        <w:spacing w:before="320" w:after="80"/>
-      </w:pPr>
-      <w:r>
-        <w:rPr>
-          <w:b/>
-          <w:sz w:val="27"/>
-        </w:rPr>
-        <w:t>4. The eighth condition</w:t>
-      </w:r>
-    </w:p>
-    <w:p>
-      <w:r>
-        <w:rPr>
-          <w:b w:val="0"/>
-          <w:i w:val="0"/>
-        </w:rPr>
-        <w:t>The seven conditions settle whether the reaction occurs. None of them settles whether it is worth running, and it is that second question — not the first — which has remained open. The condition below is what makes it answerable.</w:t>
+        <w:t xml:space="preserve"> are behind rather than sterile.</w:t>
       </w:r>
     </w:p>
     <w:p>
@@ -1736,103 +1840,58 @@
           <w:b/>
           <w:i w:val="0"/>
         </w:rPr>
-        <w:t>Condition 8.</w:t>
-      </w:r>
-      <w:r>
-        <w:rPr>
-          <w:b w:val="0"/>
-          <w:i w:val="0"/>
-        </w:rPr>
-        <w:t xml:space="preserve"> A binder is worth making only if </w:t>
-      </w:r>
-      <w:r>
-        <w:rPr>
-          <w:rFonts w:ascii="Consolas" w:hAnsi="Consolas"/>
-          <w:b w:val="0"/>
-          <w:i w:val="0"/>
-          <w:sz w:val="19"/>
-        </w:rPr>
-        <w:t>E_binder &lt; Q_fus · f_work / ω_s</w:t>
-      </w:r>
-      <w:r>
-        <w:rPr>
-          <w:b w:val="0"/>
-          <w:i w:val="0"/>
-        </w:rPr>
-        <w:t xml:space="preserve">, where </w:t>
-      </w:r>
-      <w:r>
-        <w:rPr>
-          <w:rFonts w:ascii="Consolas" w:hAnsi="Consolas"/>
-          <w:b w:val="0"/>
-          <w:i w:val="0"/>
-          <w:sz w:val="19"/>
-        </w:rPr>
-        <w:t>E_binder</w:t>
-      </w:r>
-      <w:r>
-        <w:rPr>
-          <w:b w:val="0"/>
-          <w:i w:val="0"/>
-        </w:rPr>
-        <w:t xml:space="preserve"> is the energy cost of producing and capturing one binder, </w:t>
-      </w:r>
-      <w:r>
-        <w:rPr>
-          <w:rFonts w:ascii="Consolas" w:hAnsi="Consolas"/>
-          <w:b w:val="0"/>
-          <w:i w:val="0"/>
-          <w:sz w:val="19"/>
-        </w:rPr>
-        <w:t>Q_fus</w:t>
-      </w:r>
-      <w:r>
-        <w:rPr>
-          <w:b w:val="0"/>
-          <w:i w:val="0"/>
-        </w:rPr>
-        <w:t xml:space="preserve"> the energy released per fusion, </w:t>
-      </w:r>
-      <w:r>
-        <w:rPr>
-          <w:rFonts w:ascii="Consolas" w:hAnsi="Consolas"/>
-          <w:b w:val="0"/>
-          <w:i w:val="0"/>
-          <w:sz w:val="19"/>
-        </w:rPr>
-        <w:t>f_work</w:t>
-      </w:r>
-      <w:r>
-        <w:rPr>
-          <w:b w:val="0"/>
-          <w:i w:val="0"/>
-        </w:rPr>
-        <w:t xml:space="preserve"> the fraction of that release convertible to the form being paid in, and </w:t>
-      </w:r>
-      <w:r>
-        <w:rPr>
-          <w:rFonts w:ascii="Consolas" w:hAnsi="Consolas"/>
-          <w:b w:val="0"/>
-          <w:i w:val="0"/>
-          <w:sz w:val="19"/>
-        </w:rPr>
-        <w:t>ω_s</w:t>
-      </w:r>
-      <w:r>
-        <w:rPr>
-          <w:b w:val="0"/>
-          <w:i w:val="0"/>
-        </w:rPr>
-        <w:t xml:space="preserve"> the probability per cycle that the binder is lost.</w:t>
+        <w:t>Theorem 4 (uniqueness of the fuel).</w:t>
+      </w:r>
+      <w:r>
+        <w:rPr>
+          <w:b w:val="0"/>
+          <w:i w:val="0"/>
+        </w:rPr>
+        <w:t xml:space="preserve"> Over the closed set of light-nucleus pairs a muon can bind, </w:t>
+      </w:r>
+      <w:r>
+        <w:rPr>
+          <w:b w:val="0"/>
+          <w:i/>
+        </w:rPr>
+        <w:t>d</w:t>
+      </w:r>
+      <w:r>
+        <w:rPr>
+          <w:b w:val="0"/>
+          <w:i w:val="0"/>
+        </w:rPr>
+        <w:t>–</w:t>
+      </w:r>
+      <w:r>
+        <w:rPr>
+          <w:b w:val="0"/>
+          <w:i/>
+        </w:rPr>
+        <w:t>t</w:t>
+      </w:r>
+      <w:r>
+        <w:rPr>
+          <w:b w:val="0"/>
+          <w:i w:val="0"/>
+        </w:rPr>
+        <w:t xml:space="preserve"> maximises the energy returned per binder, by a factor of 77.85 against the next candidate. §14.8 proves it.</w:t>
       </w:r>
     </w:p>
     <w:p>
       <w:r>
         <w:rPr>
-          <w:b w:val="0"/>
-          <w:i w:val="0"/>
-        </w:rPr>
-        <w:t xml:space="preserve">The right-hand side is simply the total a single binder can return before it is lost. Its service life in cycles is at most </w:t>
+          <w:b/>
+          <w:i w:val="0"/>
+        </w:rPr>
+        <w:t>And the ranking does not rest on the cycle rates.</w:t>
+      </w:r>
+      <w:r>
+        <w:rPr>
+          <w:b w:val="0"/>
+          <w:i w:val="0"/>
+        </w:rPr>
+        <w:t xml:space="preserve"> They are literature bands rather than a single measurement for every pair, so a reader is entitled to ask what the ordering would survive. The answer is: all of it. Since a binder completes at most </w:t>
       </w:r>
       <w:r>
         <w:rPr>
@@ -1848,7 +1907,7 @@
           <w:b w:val="0"/>
           <w:i w:val="0"/>
         </w:rPr>
-        <w:t xml:space="preserve">, and each cycle yields </w:t>
+        <w:t xml:space="preserve"> cycles whatever the cycle rate, no pair can return more than </w:t>
       </w:r>
       <w:r>
         <w:rPr>
@@ -1857,14 +1916,590 @@
           <w:i w:val="0"/>
           <w:sz w:val="19"/>
         </w:rPr>
-        <w:t>Q_fus · f_work</w:t>
-      </w:r>
-      <w:r>
-        <w:rPr>
-          <w:b w:val="0"/>
-          <w:i w:val="0"/>
-        </w:rPr>
-        <w:t>. Condition 8 is therefore not an efficiency target that might be approached with better engineering, but an accounting identity — and every quantity appearing in it has been measured. Proposition 1 in §14.2 derives it, including the sense in which the cycle bound is asymptotic and never quite reached.</w:t>
+        <w:t>Q/ω_s</w:t>
+      </w:r>
+      <w:r>
+        <w:rPr>
+          <w:b w:val="0"/>
+          <w:i w:val="0"/>
+        </w:rPr>
+        <w:t xml:space="preserve"> per binder however fast it is made to run, and that ceiling consults no rate at all. The largest ceiling any competitor has is </w:t>
+      </w:r>
+      <w:r>
+        <w:rPr>
+          <w:b w:val="0"/>
+          <w:i/>
+        </w:rPr>
+        <w:t>t</w:t>
+      </w:r>
+      <w:r>
+        <w:rPr>
+          <w:b w:val="0"/>
+          <w:i w:val="0"/>
+        </w:rPr>
+        <w:t>–</w:t>
+      </w:r>
+      <w:r>
+        <w:rPr>
+          <w:b w:val="0"/>
+          <w:i/>
+        </w:rPr>
+        <w:t>t</w:t>
+      </w:r>
+      <w:r>
+        <w:rPr>
+          <w:b w:val="0"/>
+          <w:i w:val="0"/>
+        </w:rPr>
+        <w:t xml:space="preserve">'s, at 80.93 MeV — so </w:t>
+      </w:r>
+      <w:r>
+        <w:rPr>
+          <w:b w:val="0"/>
+          <w:i/>
+        </w:rPr>
+        <w:t>d</w:t>
+      </w:r>
+      <w:r>
+        <w:rPr>
+          <w:b w:val="0"/>
+          <w:i w:val="0"/>
+        </w:rPr>
+        <w:t>–</w:t>
+      </w:r>
+      <w:r>
+        <w:rPr>
+          <w:b w:val="0"/>
+          <w:i/>
+        </w:rPr>
+        <w:t>t</w:t>
+      </w:r>
+      <w:r>
+        <w:rPr>
+          <w:b w:val="0"/>
+          <w:i w:val="0"/>
+        </w:rPr>
+        <w:t xml:space="preserve">'s own value still leads by a factor of 24.58 with </w:t>
+      </w:r>
+      <w:r>
+        <w:rPr>
+          <w:b/>
+          <w:i w:val="0"/>
+        </w:rPr>
+        <w:t>every other pair's cycle rate sent to infinity</w:t>
+      </w:r>
+      <w:r>
+        <w:rPr>
+          <w:b w:val="0"/>
+          <w:i w:val="0"/>
+        </w:rPr>
+        <w:t>. Corollary 4.1 in §14.8 states it. Only the stickings are load-bearing after that, and the margin one of them would have to close is the same factor of 24.58.</w:t>
+      </w:r>
+    </w:p>
+    <w:p>
+      <w:r>
+        <w:rPr>
+          <w:b w:val="0"/>
+          <w:i w:val="0"/>
+        </w:rPr>
+        <w:t>Two features of that result matter more than the ranking itself.</w:t>
+      </w:r>
+    </w:p>
+    <w:p>
+      <w:r>
+        <w:rPr>
+          <w:b/>
+          <w:i w:val="0"/>
+        </w:rPr>
+        <w:t>The runner-up uses more tritium, not less.</w:t>
+      </w:r>
+      <w:r>
+        <w:rPr>
+          <w:b w:val="0"/>
+          <w:i w:val="0"/>
+        </w:rPr>
+        <w:t xml:space="preserve"> The second-placed pair is </w:t>
+      </w:r>
+      <w:r>
+        <w:rPr>
+          <w:b w:val="0"/>
+          <w:i/>
+        </w:rPr>
+        <w:t>t</w:t>
+      </w:r>
+      <w:r>
+        <w:rPr>
+          <w:b w:val="0"/>
+          <w:i w:val="0"/>
+        </w:rPr>
+        <w:t>–</w:t>
+      </w:r>
+      <w:r>
+        <w:rPr>
+          <w:b w:val="0"/>
+          <w:i/>
+        </w:rPr>
+        <w:t>t</w:t>
+      </w:r>
+      <w:r>
+        <w:rPr>
+          <w:b w:val="0"/>
+          <w:i w:val="0"/>
+        </w:rPr>
+        <w:t xml:space="preserve">, so nothing is gained on the reaction's principal liability by moving down the list. Against </w:t>
+      </w:r>
+      <w:r>
+        <w:rPr>
+          <w:b w:val="0"/>
+          <w:i/>
+        </w:rPr>
+        <w:t>d</w:t>
+      </w:r>
+      <w:r>
+        <w:rPr>
+          <w:b w:val="0"/>
+          <w:i w:val="0"/>
+        </w:rPr>
+        <w:t>–</w:t>
+      </w:r>
+      <w:r>
+        <w:rPr>
+          <w:b w:val="0"/>
+          <w:i/>
+        </w:rPr>
+        <w:t>d</w:t>
+      </w:r>
+      <w:r>
+        <w:rPr>
+          <w:b w:val="0"/>
+          <w:i w:val="0"/>
+        </w:rPr>
+        <w:t xml:space="preserve"> — the only tritium-free pair with any cycle rate at all — </w:t>
+      </w:r>
+      <w:r>
+        <w:rPr>
+          <w:b w:val="0"/>
+          <w:i/>
+        </w:rPr>
+        <w:t>d</w:t>
+      </w:r>
+      <w:r>
+        <w:rPr>
+          <w:b w:val="0"/>
+          <w:i w:val="0"/>
+        </w:rPr>
+        <w:t>–</w:t>
+      </w:r>
+      <w:r>
+        <w:rPr>
+          <w:b w:val="0"/>
+          <w:i/>
+        </w:rPr>
+        <w:t>t</w:t>
+      </w:r>
+      <w:r>
+        <w:rPr>
+          <w:b w:val="0"/>
+          <w:i w:val="0"/>
+        </w:rPr>
+        <w:t xml:space="preserve"> is ahead by factors of 230.76 on energy per binder and 95.77 on neutrons.</w:t>
+      </w:r>
+    </w:p>
+    <w:p>
+      <w:r>
+        <w:rPr>
+          <w:b w:val="0"/>
+          <w:i w:val="0"/>
+        </w:rPr>
+        <w:t>*</w:t>
+      </w:r>
+      <w:r>
+        <w:rPr>
+          <w:b w:val="0"/>
+          <w:i/>
+        </w:rPr>
+        <w:t xml:space="preserve">So </w:t>
+      </w:r>
+      <w:r>
+        <w:rPr>
+          <w:b w:val="0"/>
+          <w:i w:val="0"/>
+        </w:rPr>
+        <w:t>d</w:t>
+      </w:r>
+      <w:r>
+        <w:rPr>
+          <w:b w:val="0"/>
+          <w:i/>
+        </w:rPr>
+        <w:t>–</w:t>
+      </w:r>
+      <w:r>
+        <w:rPr>
+          <w:b w:val="0"/>
+          <w:i w:val="0"/>
+        </w:rPr>
+        <w:t>t</w:t>
+      </w:r>
+      <w:r>
+        <w:rPr>
+          <w:b w:val="0"/>
+          <w:i/>
+        </w:rPr>
+        <w:t xml:space="preserve"> is not a preference.</w:t>
+      </w:r>
+      <w:r>
+        <w:rPr>
+          <w:b w:val="0"/>
+          <w:i w:val="0"/>
+        </w:rPr>
+        <w:t>* It is the only pair whose cycle is fast enough to outrun the muon and whose sticking is low enough to let it repeat, and every other admissible pair fails one of those two tests by more than an order of magnitude. Taken with §2, the reaction is unique in its binder and unique in its fuel, and neither uniqueness was assumed.</w:t>
+      </w:r>
+    </w:p>
+    <w:p>
+      <w:r>
+        <w:rPr>
+          <w:b/>
+          <w:i w:val="0"/>
+        </w:rPr>
+        <w:t>What the ranking does not settle.</w:t>
+      </w:r>
+      <w:r>
+        <w:rPr>
+          <w:b w:val="0"/>
+          <w:i w:val="0"/>
+        </w:rPr>
+        <w:t xml:space="preserve"> It ranks on energy returned per binder, which is the right objective for a machine that must pay for its binders and the wrong one for a machine judged on what it must hold. A designer weighing tritium inventory rather than yield is asking a different question, the ranking cannot see it, and §8 answers it.</w:t>
+      </w:r>
+    </w:p>
+    <w:p>
+      <w:r>
+        <w:rPr>
+          <w:b/>
+          <w:i w:val="0"/>
+        </w:rPr>
+        <w:t>The model is used for ratios and never for an absolute.</w:t>
+      </w:r>
+      <w:r>
+        <w:rPr>
+          <w:b w:val="0"/>
+          <w:i w:val="0"/>
+        </w:rPr>
+        <w:t xml:space="preserve"> Run on </w:t>
+      </w:r>
+      <w:r>
+        <w:rPr>
+          <w:b w:val="0"/>
+          <w:i/>
+        </w:rPr>
+        <w:t>d</w:t>
+      </w:r>
+      <w:r>
+        <w:rPr>
+          <w:b w:val="0"/>
+          <w:i w:val="0"/>
+        </w:rPr>
+        <w:t>–</w:t>
+      </w:r>
+      <w:r>
+        <w:rPr>
+          <w:b w:val="0"/>
+          <w:i/>
+        </w:rPr>
+        <w:t>t</w:t>
+      </w:r>
+      <w:r>
+        <w:rPr>
+          <w:b w:val="0"/>
+          <w:i w:val="0"/>
+        </w:rPr>
+        <w:t xml:space="preserve"> it returns 113.08 cycles against the 150 cycles measured at Los Alamos, a fidelity of 0.7539. That is close enough to rank fuels against one another and not close enough to price a machine, so every balance in this paper uses the measured count and none uses the model's.</w:t>
+      </w:r>
+    </w:p>
+    <w:p>
+      <w:pPr>
+        <w:spacing w:before="320" w:after="80"/>
+      </w:pPr>
+      <w:r>
+        <w:rPr>
+          <w:b/>
+          <w:sz w:val="27"/>
+        </w:rPr>
+        <w:t>4. The eighth condition</w:t>
+      </w:r>
+    </w:p>
+    <w:p>
+      <w:r>
+        <w:rPr>
+          <w:b w:val="0"/>
+          <w:i w:val="0"/>
+        </w:rPr>
+        <w:t>The seven conditions settle whether the reaction occurs. None of them settles whether it is worth running, and it is that second question — not the first — which has remained open. The condition below is what makes it answerable.</w:t>
+      </w:r>
+    </w:p>
+    <w:p>
+      <w:pPr>
+        <w:spacing w:before="160" w:after="200"/>
+        <w:ind w:left="461" w:right="259"/>
+      </w:pPr>
+      <w:r>
+        <w:rPr>
+          <w:b/>
+          <w:i w:val="0"/>
+        </w:rPr>
+        <w:t>Condition 8.</w:t>
+      </w:r>
+      <w:r>
+        <w:rPr>
+          <w:b w:val="0"/>
+          <w:i w:val="0"/>
+        </w:rPr>
+        <w:t xml:space="preserve"> A binder is worth making only if </w:t>
+      </w:r>
+      <w:r>
+        <w:rPr>
+          <w:rFonts w:ascii="Consolas" w:hAnsi="Consolas"/>
+          <w:b w:val="0"/>
+          <w:i w:val="0"/>
+          <w:sz w:val="19"/>
+        </w:rPr>
+        <w:t>E_binder &lt; Q_fus · f_work / ω_s</w:t>
+      </w:r>
+      <w:r>
+        <w:rPr>
+          <w:b w:val="0"/>
+          <w:i w:val="0"/>
+        </w:rPr>
+        <w:t xml:space="preserve">, where </w:t>
+      </w:r>
+      <w:r>
+        <w:rPr>
+          <w:rFonts w:ascii="Consolas" w:hAnsi="Consolas"/>
+          <w:b w:val="0"/>
+          <w:i w:val="0"/>
+          <w:sz w:val="19"/>
+        </w:rPr>
+        <w:t>E_binder</w:t>
+      </w:r>
+      <w:r>
+        <w:rPr>
+          <w:b w:val="0"/>
+          <w:i w:val="0"/>
+        </w:rPr>
+        <w:t xml:space="preserve"> is the energy cost of producing and capturing one binder, </w:t>
+      </w:r>
+      <w:r>
+        <w:rPr>
+          <w:rFonts w:ascii="Consolas" w:hAnsi="Consolas"/>
+          <w:b w:val="0"/>
+          <w:i w:val="0"/>
+          <w:sz w:val="19"/>
+        </w:rPr>
+        <w:t>Q_fus</w:t>
+      </w:r>
+      <w:r>
+        <w:rPr>
+          <w:b w:val="0"/>
+          <w:i w:val="0"/>
+        </w:rPr>
+        <w:t xml:space="preserve"> the energy released per fusion, </w:t>
+      </w:r>
+      <w:r>
+        <w:rPr>
+          <w:rFonts w:ascii="Consolas" w:hAnsi="Consolas"/>
+          <w:b w:val="0"/>
+          <w:i w:val="0"/>
+          <w:sz w:val="19"/>
+        </w:rPr>
+        <w:t>f_work</w:t>
+      </w:r>
+      <w:r>
+        <w:rPr>
+          <w:b w:val="0"/>
+          <w:i w:val="0"/>
+        </w:rPr>
+        <w:t xml:space="preserve"> the fraction of that release convertible to the form being paid in, and </w:t>
+      </w:r>
+      <w:r>
+        <w:rPr>
+          <w:rFonts w:ascii="Consolas" w:hAnsi="Consolas"/>
+          <w:b w:val="0"/>
+          <w:i w:val="0"/>
+          <w:sz w:val="19"/>
+        </w:rPr>
+        <w:t>ω_s</w:t>
+      </w:r>
+      <w:r>
+        <w:rPr>
+          <w:b w:val="0"/>
+          <w:i w:val="0"/>
+        </w:rPr>
+        <w:t xml:space="preserve"> the </w:t>
+      </w:r>
+      <w:r>
+        <w:rPr>
+          <w:b/>
+          <w:i w:val="0"/>
+        </w:rPr>
+        <w:t>sticking</w:t>
+      </w:r>
+      <w:r>
+        <w:rPr>
+          <w:b w:val="0"/>
+          <w:i w:val="0"/>
+        </w:rPr>
+        <w:t xml:space="preserve"> probability per cycle.</w:t>
+      </w:r>
+    </w:p>
+    <w:p>
+      <w:r>
+        <w:rPr>
+          <w:rFonts w:ascii="Consolas" w:hAnsi="Consolas"/>
+          <w:b w:val="0"/>
+          <w:i w:val="0"/>
+          <w:sz w:val="19"/>
+        </w:rPr>
+        <w:t>ω_s</w:t>
+      </w:r>
+      <w:r>
+        <w:rPr>
+          <w:b w:val="0"/>
+          <w:i w:val="0"/>
+        </w:rPr>
+        <w:t xml:space="preserve"> is the sticking probability throughout this paper, and it is one of the binder's two loss channels rather than both of them: the other is free decay, which §3's figure of merit carries explicitly as </w:t>
+      </w:r>
+      <w:r>
+        <w:rPr>
+          <w:rFonts w:ascii="Consolas" w:hAnsi="Consolas"/>
+          <w:b w:val="0"/>
+          <w:i w:val="0"/>
+          <w:sz w:val="19"/>
+        </w:rPr>
+        <w:t>λ_0/λ_c</w:t>
+      </w:r>
+      <w:r>
+        <w:rPr>
+          <w:b w:val="0"/>
+          <w:i w:val="0"/>
+        </w:rPr>
+        <w:t xml:space="preserve">. Condition 8 omits it deliberately. A binder that also decays completes </w:t>
+      </w:r>
+      <w:r>
+        <w:rPr>
+          <w:b w:val="0"/>
+          <w:i/>
+        </w:rPr>
+        <w:t>fewer</w:t>
+      </w:r>
+      <w:r>
+        <w:rPr>
+          <w:b w:val="0"/>
+          <w:i w:val="0"/>
+        </w:rPr>
+        <w:t xml:space="preserve"> cycles than </w:t>
+      </w:r>
+      <w:r>
+        <w:rPr>
+          <w:rFonts w:ascii="Consolas" w:hAnsi="Consolas"/>
+          <w:b w:val="0"/>
+          <w:i w:val="0"/>
+          <w:sz w:val="19"/>
+        </w:rPr>
+        <w:t>1/ω_s</w:t>
+      </w:r>
+      <w:r>
+        <w:rPr>
+          <w:b w:val="0"/>
+          <w:i w:val="0"/>
+        </w:rPr>
+        <w:t xml:space="preserve">, so the right-hand side is a ceiling on what one binder can return and the condition is </w:t>
+      </w:r>
+      <w:r>
+        <w:rPr>
+          <w:b/>
+          <w:i w:val="0"/>
+        </w:rPr>
+        <w:t>necessary</w:t>
+      </w:r>
+      <w:r>
+        <w:rPr>
+          <w:b w:val="0"/>
+          <w:i w:val="0"/>
+        </w:rPr>
+        <w:t xml:space="preserve"> rather than sufficient — which is the direction that matters here, because every verdict this paper reaches on condition 8 is negative, and a negative verdict against a generous bound is stronger than one against a tight bound.</w:t>
+      </w:r>
+    </w:p>
+    <w:p>
+      <w:r>
+        <w:rPr>
+          <w:b w:val="0"/>
+          <w:i w:val="0"/>
+        </w:rPr>
+        <w:t xml:space="preserve">Condition 8 is therefore not an efficiency target that might be approached with better engineering but an accounting identity, and it contains no fitted quantity: </w:t>
+      </w:r>
+      <w:r>
+        <w:rPr>
+          <w:rFonts w:ascii="Consolas" w:hAnsi="Consolas"/>
+          <w:b w:val="0"/>
+          <w:i w:val="0"/>
+          <w:sz w:val="19"/>
+        </w:rPr>
+        <w:t>Q_fus</w:t>
+      </w:r>
+      <w:r>
+        <w:rPr>
+          <w:b w:val="0"/>
+          <w:i w:val="0"/>
+        </w:rPr>
+        <w:t xml:space="preserve"> and </w:t>
+      </w:r>
+      <w:r>
+        <w:rPr>
+          <w:rFonts w:ascii="Consolas" w:hAnsi="Consolas"/>
+          <w:b w:val="0"/>
+          <w:i w:val="0"/>
+          <w:sz w:val="19"/>
+        </w:rPr>
+        <w:t>ω_s</w:t>
+      </w:r>
+      <w:r>
+        <w:rPr>
+          <w:b w:val="0"/>
+          <w:i w:val="0"/>
+        </w:rPr>
+        <w:t xml:space="preserve"> are measured, </w:t>
+      </w:r>
+      <w:r>
+        <w:rPr>
+          <w:rFonts w:ascii="Consolas" w:hAnsi="Consolas"/>
+          <w:b w:val="0"/>
+          <w:i w:val="0"/>
+          <w:sz w:val="19"/>
+        </w:rPr>
+        <w:t>E_binder</w:t>
+      </w:r>
+      <w:r>
+        <w:rPr>
+          <w:b w:val="0"/>
+          <w:i w:val="0"/>
+        </w:rPr>
+        <w:t xml:space="preserve"> is integrated in §5.1 from measured cross sections, and </w:t>
+      </w:r>
+      <w:r>
+        <w:rPr>
+          <w:rFonts w:ascii="Consolas" w:hAnsi="Consolas"/>
+          <w:b w:val="0"/>
+          <w:i w:val="0"/>
+          <w:sz w:val="19"/>
+        </w:rPr>
+        <w:t>f_work</w:t>
+      </w:r>
+      <w:r>
+        <w:rPr>
+          <w:b w:val="0"/>
+          <w:i w:val="0"/>
+        </w:rPr>
+        <w:t xml:space="preserve"> is computed from a stated operating point and carried in both of its conventions rather than chosen. Proposition 1 in §14.2 derives it, including the two distinct reasons the cycle bound is never attained.</w:t>
       </w:r>
     </w:p>
     <w:p>
@@ -1926,37 +2561,7 @@
           <w:b w:val="0"/>
           <w:i w:val="0"/>
         </w:rPr>
-        <w:t xml:space="preserve">The loss term </w:t>
-      </w:r>
-      <w:r>
-        <w:rPr>
-          <w:rFonts w:ascii="Consolas" w:hAnsi="Consolas"/>
-          <w:b w:val="0"/>
-          <w:i w:val="0"/>
-          <w:sz w:val="19"/>
-        </w:rPr>
-        <w:t>ω_s</w:t>
-      </w:r>
-      <w:r>
-        <w:rPr>
-          <w:b w:val="0"/>
-          <w:i w:val="0"/>
-        </w:rPr>
-        <w:t xml:space="preserve"> is dominated by </w:t>
-      </w:r>
-      <w:r>
-        <w:rPr>
-          <w:b/>
-          <w:i w:val="0"/>
-        </w:rPr>
-        <w:t>sticking</w:t>
-      </w:r>
-      <w:r>
-        <w:rPr>
-          <w:b w:val="0"/>
-          <w:i w:val="0"/>
-        </w:rPr>
-        <w:t>: the probability that the muon leaves the fusion bound to the alpha particle and is lost from the cycle. It is the term that most attempts at improvement have aimed at.</w:t>
+        <w:t>Sticking is the probability that the muon leaves the fusion bound to the alpha particle and is lost from the cycle. Of the binder's two loss channels it is the larger at the cycle rates this reaction runs at, and it is the one most attempts at improvement have aimed at — the other, free decay, is a property of the muon and cannot be aimed at at all.</w:t>
       </w:r>
     </w:p>
     <w:p>
@@ -4328,7 +4933,7 @@
           <w:b w:val="0"/>
           <w:i w:val="0"/>
         </w:rPr>
-        <w:t xml:space="preserve">, and that is a closed statement rather than an open question: Theorem 3 of §14 shows the same thing from the other direction. </w:t>
+        <w:t xml:space="preserve">, and that is a closed statement rather than an open question: Theorem 3 in §14.4 shows the same thing from the other direction. </w:t>
       </w:r>
       <w:r>
         <w:rPr>
@@ -8448,14 +9053,112 @@
           <w:b/>
           <w:i w:val="0"/>
         </w:rPr>
-        <w:t>Every balance assumes perfectly pure fuel.</w:t>
-      </w:r>
-      <w:r>
-        <w:rPr>
-          <w:b w:val="0"/>
-          <w:i w:val="0"/>
-        </w:rPr>
-        <w:t xml:space="preserve"> At the bound case, 5.49 ppm of high-Z contamination costs as much binder as decay does. The purity series of §11.3 is what measures it.</w:t>
+        <w:t>The fuel scan's cycle rates and stickings are literature bands, not one measurement each.</w:t>
+      </w:r>
+      <w:r>
+        <w:rPr>
+          <w:b w:val="0"/>
+          <w:i w:val="0"/>
+        </w:rPr>
+        <w:t xml:space="preserve"> They are measured for </w:t>
+      </w:r>
+      <w:r>
+        <w:rPr>
+          <w:b w:val="0"/>
+          <w:i/>
+        </w:rPr>
+        <w:t>d</w:t>
+      </w:r>
+      <w:r>
+        <w:rPr>
+          <w:b w:val="0"/>
+          <w:i w:val="0"/>
+        </w:rPr>
+        <w:t>–</w:t>
+      </w:r>
+      <w:r>
+        <w:rPr>
+          <w:b w:val="0"/>
+          <w:i/>
+        </w:rPr>
+        <w:t>t</w:t>
+      </w:r>
+      <w:r>
+        <w:rPr>
+          <w:b w:val="0"/>
+          <w:i w:val="0"/>
+        </w:rPr>
+        <w:t xml:space="preserve">, </w:t>
+      </w:r>
+      <w:r>
+        <w:rPr>
+          <w:b w:val="0"/>
+          <w:i/>
+        </w:rPr>
+        <w:t>d</w:t>
+      </w:r>
+      <w:r>
+        <w:rPr>
+          <w:b w:val="0"/>
+          <w:i w:val="0"/>
+        </w:rPr>
+        <w:t>–</w:t>
+      </w:r>
+      <w:r>
+        <w:rPr>
+          <w:b w:val="0"/>
+          <w:i/>
+        </w:rPr>
+        <w:t>d</w:t>
+      </w:r>
+      <w:r>
+        <w:rPr>
+          <w:b w:val="0"/>
+          <w:i w:val="0"/>
+        </w:rPr>
+        <w:t xml:space="preserve"> and </w:t>
+      </w:r>
+      <w:r>
+        <w:rPr>
+          <w:b w:val="0"/>
+          <w:i/>
+        </w:rPr>
+        <w:t>t</w:t>
+      </w:r>
+      <w:r>
+        <w:rPr>
+          <w:b w:val="0"/>
+          <w:i w:val="0"/>
+        </w:rPr>
+        <w:t>–</w:t>
+      </w:r>
+      <w:r>
+        <w:rPr>
+          <w:b w:val="0"/>
+          <w:i/>
+        </w:rPr>
+        <w:t>t</w:t>
+      </w:r>
+      <w:r>
+        <w:rPr>
+          <w:b w:val="0"/>
+          <w:i w:val="0"/>
+        </w:rPr>
+        <w:t xml:space="preserve"> and order-of-magnitude for the pairs that catalyse almost nothing, and §3's table prints them as they stand. Corollary 4.1 bounds what that costs: the ranking survives every competitor's cycle rate being sent to infinity, so only the stickings are load-bearing, and a competitor would have to be a factor of 24.58 less sticky than the record says before the ordering could move. What the bands do reach is the </w:t>
+      </w:r>
+      <w:r>
+        <w:rPr>
+          <w:b w:val="0"/>
+          <w:i/>
+        </w:rPr>
+        <w:t>size</w:t>
+      </w:r>
+      <w:r>
+        <w:rPr>
+          <w:b w:val="0"/>
+          <w:i w:val="0"/>
+        </w:rPr>
+        <w:t xml:space="preserve"> of the margins quoted in §3, not the order of the table.</w:t>
       </w:r>
     </w:p>
     <w:p>
@@ -8464,14 +9167,14 @@
           <w:b/>
           <w:i w:val="0"/>
         </w:rPr>
-        <w:t>The temperature axis is confounded in the existing record.</w:t>
-      </w:r>
-      <w:r>
-        <w:rPr>
-          <w:b w:val="0"/>
-          <w:i w:val="0"/>
-        </w:rPr>
-        <w:t xml:space="preserve"> The cleanest published data are also the coldest and densest, so temperature, purity and density cannot be separated from what exists. That is a fault in the record rather than in the reaction, and §11.3 is written to separate them.</w:t>
+        <w:t>Every balance assumes perfectly pure fuel.</w:t>
+      </w:r>
+      <w:r>
+        <w:rPr>
+          <w:b w:val="0"/>
+          <w:i w:val="0"/>
+        </w:rPr>
+        <w:t xml:space="preserve"> At the bound case, 5.49 ppm of high-Z contamination costs as much binder as decay does. The purity series of §11.3 is what measures it.</w:t>
       </w:r>
     </w:p>
     <w:p>
@@ -8480,42 +9183,14 @@
           <w:b/>
           <w:i w:val="0"/>
         </w:rPr>
-        <w:t>Every modelled service life here rests on a density no experiment has reached</w:t>
-      </w:r>
-      <w:r>
-        <w:rPr>
-          <w:b w:val="0"/>
-          <w:i w:val="0"/>
-        </w:rPr>
-        <w:t xml:space="preserve">, and after §7's correction it buys very little. The model itself is in good order — at the density that </w:t>
-      </w:r>
-      <w:r>
-        <w:rPr>
-          <w:b w:val="0"/>
-          <w:i/>
-        </w:rPr>
-        <w:t>has</w:t>
-      </w:r>
-      <w:r>
-        <w:rPr>
-          <w:b w:val="0"/>
-          <w:i w:val="0"/>
-        </w:rPr>
-        <w:t xml:space="preserve"> been reached it returns 152.8 cycles against the 150 cycles measured, a ratio of 1.019 — but the rows that use it assume 8.5 times liquid where 1.2 has been held, and even granted that they return only 190.1 cycles against 150 cycles measured. </w:t>
-      </w:r>
-      <w:r>
-        <w:rPr>
-          <w:b/>
-          <w:i w:val="0"/>
-        </w:rPr>
-        <w:t>The model is worth a factor of about a quarter and an unreached density to obtain it</w:t>
-      </w:r>
-      <w:r>
-        <w:rPr>
-          <w:b w:val="0"/>
-          <w:i w:val="0"/>
-        </w:rPr>
-        <w:t>, which is why every result this paper offers is stated at the measured count, and why §7's surviving route uses the model nowhere.</w:t>
+        <w:t>The temperature axis is confounded in the existing record.</w:t>
+      </w:r>
+      <w:r>
+        <w:rPr>
+          <w:b w:val="0"/>
+          <w:i w:val="0"/>
+        </w:rPr>
+        <w:t xml:space="preserve"> The cleanest published data are also the coldest and densest, so temperature, purity and density cannot be separated from what exists. That is a fault in the record rather than in the reaction, and §11.3 is written to separate them.</w:t>
       </w:r>
     </w:p>
     <w:p>
@@ -8524,35 +9199,42 @@
           <w:b/>
           <w:i w:val="0"/>
         </w:rPr>
-        <w:t>The optimised production target is a discrepancy that cannot be closed by argument.</w:t>
-      </w:r>
-      <w:r>
-        <w:rPr>
-          <w:b w:val="0"/>
-          <w:i w:val="0"/>
-        </w:rPr>
-        <w:t xml:space="preserve"> A published optimisation costs 4.69 GeV per pion against the 11.13 GeV integrated in §5.1. Three candidate mechanisms were examined and bounded; what survives is a </w:t>
+        <w:t>Every modelled service life here rests on a density no experiment has reached</w:t>
+      </w:r>
+      <w:r>
+        <w:rPr>
+          <w:b w:val="0"/>
+          <w:i w:val="0"/>
+        </w:rPr>
+        <w:t xml:space="preserve">, and after §7's correction it buys very little. The model itself is in good order — at the density that </w:t>
+      </w:r>
+      <w:r>
+        <w:rPr>
+          <w:b w:val="0"/>
+          <w:i/>
+        </w:rPr>
+        <w:t>has</w:t>
+      </w:r>
+      <w:r>
+        <w:rPr>
+          <w:b w:val="0"/>
+          <w:i w:val="0"/>
+        </w:rPr>
+        <w:t xml:space="preserve"> been reached it returns 152.8 cycles against the 150 cycles measured, a ratio of 1.019 — but the rows that use it assume 8.5 times liquid where 1.2 has been held, and even granted that they return only 190.1 cycles against 150 cycles measured. </w:t>
       </w:r>
       <w:r>
         <w:rPr>
           <w:b/>
           <w:i w:val="0"/>
         </w:rPr>
-        <w:t>normalisation</w:t>
-      </w:r>
-      <w:r>
-        <w:rPr>
-          <w:b w:val="0"/>
-          <w:i w:val="0"/>
-        </w:rPr>
-        <w:t xml:space="preserve"> — pions per beam particle against pions per interaction — needing 2.389 interacting nucleons, which reproduces the optimised figure closely and which a deuteron on a long target supplies. </w:t>
-      </w:r>
-      <w:r>
-        <w:rPr>
-          <w:b/>
-          <w:i w:val="0"/>
-        </w:rPr>
-        <w:t>A normalisation measurement on one target would settle it: pions per beam particle against pions per interaction, with nothing else changed.</w:t>
+        <w:t>The model is worth a factor of about a quarter and an unreached density to obtain it</w:t>
+      </w:r>
+      <w:r>
+        <w:rPr>
+          <w:b w:val="0"/>
+          <w:i w:val="0"/>
+        </w:rPr>
+        <w:t>, which is why every result this paper offers is stated at the measured count, and why §7's surviving route uses the model nowhere.</w:t>
       </w:r>
     </w:p>
     <w:p>
@@ -8561,6 +9243,43 @@
           <w:b/>
           <w:i w:val="0"/>
         </w:rPr>
+        <w:t>The optimised production target is a discrepancy that cannot be closed by argument.</w:t>
+      </w:r>
+      <w:r>
+        <w:rPr>
+          <w:b w:val="0"/>
+          <w:i w:val="0"/>
+        </w:rPr>
+        <w:t xml:space="preserve"> A published optimisation costs 4.69 GeV per pion against the 11.13 GeV integrated in §5.1. Three candidate mechanisms were examined and bounded; what survives is a </w:t>
+      </w:r>
+      <w:r>
+        <w:rPr>
+          <w:b/>
+          <w:i w:val="0"/>
+        </w:rPr>
+        <w:t>normalisation</w:t>
+      </w:r>
+      <w:r>
+        <w:rPr>
+          <w:b w:val="0"/>
+          <w:i w:val="0"/>
+        </w:rPr>
+        <w:t xml:space="preserve"> — pions per beam particle against pions per interaction — needing 2.389 interacting nucleons, which reproduces the optimised figure closely and which a deuteron on a long target supplies. </w:t>
+      </w:r>
+      <w:r>
+        <w:rPr>
+          <w:b/>
+          <w:i w:val="0"/>
+        </w:rPr>
+        <w:t>A normalisation measurement on one target would settle it: pions per beam particle against pions per interaction, with nothing else changed.</w:t>
+      </w:r>
+    </w:p>
+    <w:p>
+      <w:r>
+        <w:rPr>
+          <w:b/>
+          <w:i w:val="0"/>
+        </w:rPr>
         <w:t>And the standalone configuration is closed rather than open.</w:t>
       </w:r>
       <w:r>
@@ -8568,7 +9287,7 @@
           <w:b w:val="0"/>
           <w:i w:val="0"/>
         </w:rPr>
-        <w:t xml:space="preserve"> Theorem 3 of §14 is a theorem, and no measurement in §11 can overturn it. What a measurement can decide is the bred-fuel route, which is the one this paper leaves standing, and the production cost that route turns on.</w:t>
+        <w:t xml:space="preserve"> Theorem 3 in §14.4 is a theorem, and no measurement in §11 can overturn it. What a measurement can decide is the bred-fuel route, which is the one this paper leaves standing, and the production cost that route turns on.</w:t>
       </w:r>
     </w:p>
     <w:p>
@@ -8683,7 +9402,49 @@
           <w:b w:val="0"/>
           <w:i w:val="0"/>
         </w:rPr>
-        <w:t xml:space="preserve"> maximises the energy returned per binder by a factor of 77.85 against the next candidate (Theorem 4, §14.8) — and the runner-up uses more tritium rather than less.</w:t>
+        <w:t xml:space="preserve"> maximises the energy returned per binder by a factor of 77.85 against the next candidate (Theorem 4, §14.8) — and the runner-up uses more tritium rather than less. </w:t>
+      </w:r>
+      <w:r>
+        <w:rPr>
+          <w:b/>
+          <w:i w:val="0"/>
+        </w:rPr>
+        <w:t>That ranking is not a near thing either</w:t>
+      </w:r>
+      <w:r>
+        <w:rPr>
+          <w:b w:val="0"/>
+          <w:i w:val="0"/>
+        </w:rPr>
+        <w:t xml:space="preserve">: it survives every competitor's cycle rate being sent to infinity, leaving </w:t>
+      </w:r>
+      <w:r>
+        <w:rPr>
+          <w:b w:val="0"/>
+          <w:i/>
+        </w:rPr>
+        <w:t>d</w:t>
+      </w:r>
+      <w:r>
+        <w:rPr>
+          <w:b w:val="0"/>
+          <w:i w:val="0"/>
+        </w:rPr>
+        <w:t>–</w:t>
+      </w:r>
+      <w:r>
+        <w:rPr>
+          <w:b w:val="0"/>
+          <w:i/>
+        </w:rPr>
+        <w:t>t</w:t>
+      </w:r>
+      <w:r>
+        <w:rPr>
+          <w:b w:val="0"/>
+          <w:i w:val="0"/>
+        </w:rPr>
+        <w:t xml:space="preserve"> ahead by a factor of 24.58 (Corollary 4.1).</w:t>
       </w:r>
     </w:p>
     <w:p>
@@ -8721,7 +9482,7 @@
           <w:b w:val="0"/>
           <w:i w:val="0"/>
         </w:rPr>
-        <w:t>, and it contains no free parameter (Proposition 1, §14.2). Every term in it has been measured.</w:t>
+        <w:t>, and it contains no free parameter and no fitted one (Proposition 1, §14.2). Two of its terms are measured, one is integrated from measured cross sections, and the fourth is a conversion fraction computed at a stated operating point and carried in both of its conventions.</w:t>
       </w:r>
     </w:p>
     <w:p>
@@ -8797,7 +9558,7 @@
           <w:b w:val="0"/>
           <w:i w:val="0"/>
         </w:rPr>
-        <w:t xml:space="preserve"> (Theorem 3, §14): at the production floor, no admissible binder pays for itself as heat at any collector. The break-point sits at 0.1580 percent and lies </w:t>
+        <w:t xml:space="preserve"> (Theorem 3, §14.4): at the production floor, no admissible binder pays for itself as heat at any collector. The break-point sits at 0.1580 percent and lies </w:t>
       </w:r>
       <w:r>
         <w:rPr>
@@ -9521,29 +10282,52 @@
           <w:b w:val="0"/>
           <w:i w:val="0"/>
         </w:rPr>
-        <w:t xml:space="preserve">For the bound: let p be the probability that the binder survives one complete cycle, so ωₛ = 1 - p. The number of cycles is geometrically distributed and its expectation is N = p/(1-p) ≤ 1/ωₛ, with equality approached as p → 1. </w:t>
-      </w:r>
-      <w:r>
-        <w:rPr>
-          <w:b/>
-          <w:i w:val="0"/>
-        </w:rPr>
-        <w:t>The cap is asymptotic and is never attained</w:t>
-      </w:r>
-      <w:r>
-        <w:rPr>
-          <w:b w:val="0"/>
-          <w:i w:val="0"/>
-        </w:rPr>
-        <w:t>, which is why §7 distinguishes the demonstrated cycle count from the bound. ∎</w:t>
+        <w:t>For the bound: let p be the probability that the binder survives one complete cycle against sticking, so ωₛ = 1 - p. The number of cycles is geometrically distributed and its expectation is N = p/(1-p), which is exactly one cycle short of 1/ωₛ — so the cap is attained neither at any ωₛ nor in the limit, and it is tight to a relative error of ωₛ rather than absolutely.</w:t>
       </w:r>
     </w:p>
     <w:p>
       <w:r>
         <w:rPr>
+          <w:b w:val="0"/>
+          <w:i w:val="0"/>
+        </w:rPr>
+        <w:t xml:space="preserve">That is the first of two reasons N &lt; 1/ωₛ, and the smaller one. The second is that sticking is not the binder's only loss channel: it also decays, at a rate that does not care whether a cycle is in progress, and Proposition 10 in §14.8 carries both losses together as N = 1/(ωₛ + λ₀/λ_c). Both effects run the same way, so 1/ωₛ remains an upper bound and condition 8 remains </w:t>
+      </w:r>
+      <w:r>
+        <w:rPr>
           <w:b/>
           <w:i w:val="0"/>
         </w:rPr>
+        <w:t>necessary</w:t>
+      </w:r>
+      <w:r>
+        <w:rPr>
+          <w:b w:val="0"/>
+          <w:i w:val="0"/>
+        </w:rPr>
+        <w:t xml:space="preserve">. </w:t>
+      </w:r>
+      <w:r>
+        <w:rPr>
+          <w:b/>
+          <w:i w:val="0"/>
+        </w:rPr>
+        <w:t>The cap is never attained</w:t>
+      </w:r>
+      <w:r>
+        <w:rPr>
+          <w:b w:val="0"/>
+          <w:i w:val="0"/>
+        </w:rPr>
+        <w:t>, which is why §7 distinguishes the demonstrated cycle count from the bound. ∎</w:t>
+      </w:r>
+    </w:p>
+    <w:p>
+      <w:r>
+        <w:rPr>
+          <w:b/>
+          <w:i w:val="0"/>
+        </w:rPr>
         <w:t>Remark.</w:t>
       </w:r>
       <w:r>
@@ -9551,7 +10335,7 @@
           <w:b w:val="0"/>
           <w:i w:val="0"/>
         </w:rPr>
-        <w:t xml:space="preserve"> The inequality is an accounting identity rather than an efficiency target: it contains no free parameter. Every term has been measured, and §4 gives the measured values.</w:t>
+        <w:t xml:space="preserve"> The inequality is an accounting identity rather than an efficiency target: it contains no free parameter and no fitted one. Two of its terms are measured, one is integrated from measured cross sections in §5.1, and the fourth is a conversion fraction computed at a stated operating point and carried in both conventions; §4 gives the values.</w:t>
       </w:r>
     </w:p>
     <w:p>
@@ -10382,7 +11166,7 @@
           <w:b w:val="0"/>
           <w:i w:val="0"/>
         </w:rPr>
-        <w:t xml:space="preserve"> By Theorem 1 the structural window has exactly one admissible occupant, so ωₛ is the muonic value and N ≤ 1/ωₛ is the bound it sets. Q_fus and f_work are properties of the fuel and the plant, not of the binder, so the right-hand side of Proposition 1 is fixed. The left-hand side, E_b, is bounded </w:t>
+        <w:t xml:space="preserve"> By Theorem 1 the structural window has exactly one admissible occupant, so ωₛ is the muonic value and N ≤ 1/ωₛ is the bound it sets. Q_fus and f_work are properties of the fuel and the plant, not of the binder — and the fuel is not a free choice either, since by Theorem 4 no other admissible pair returns as much per binder, and by Corollary 4.1 none can be made to. The right-hand side of Proposition 1 is therefore fixed on both axes rather than on one. The left-hand side, E_b, is bounded </w:t>
       </w:r>
       <w:r>
         <w:rPr>
@@ -11098,7 +11882,7 @@
           <w:b w:val="0"/>
           <w:i w:val="0"/>
         </w:rPr>
-        <w:t xml:space="preserve"> The two limits are the ones quoted in the literature separately. As λ_c → ∞ the expression returns the sticking ceiling 1/ωₛ; as ωₛ → 0 it returns the decay ceiling λ_c/λ₀. Neither ceiling alone is the operative bound for any real fuel, which is why fuels ranked on sticking alone rank wrongly.</w:t>
+        <w:t xml:space="preserve"> The two limits are the ones quoted in the literature separately. As λ_c → ∞ the expression returns the sticking ceiling 1/ωₛ; as ωₛ → 0 it returns the decay ceiling λ_c/λ₀. The first of those is the point at which this proposition and Proposition 1 must be read together: Proposition 1's exact mean is one cycle below 1/ωₛ and this one reaches it, because this expression is first-order in the two loss terms and discards exactly that offset. They agree to first order, the difference is one cycle in the ceiling 198 cycles itself, and every figure in this paper is quoted from the measured count rather than from either. Neither ceiling alone is the operative bound for any real fuel, which is why fuels ranked on sticking alone rank wrongly.</w:t>
       </w:r>
     </w:p>
     <w:p>
@@ -11130,16 +11914,97 @@
           <w:b w:val="0"/>
           <w:i w:val="0"/>
         </w:rPr>
-        <w:t xml:space="preserve"> The set is finite and closed: two nuclei drawn with repetition from the three hydrogen isotopes give 6 pairs, and the helium pairs are enumerated beside them. For each, λ_c and ωₛ are measured quantities and Q is fixed by the masses. Evaluating Proposition 8 on each and multiplying by Q gives the table of §3, whose maximum is d–t at 1989.1 MeV against 25.55 MeV for the next entry — a factor of 77.85. The ordering is a finite comparison over measured inputs and contains no free parameter. ∎</w:t>
+        <w:t xml:space="preserve"> The set is finite and closed: two nuclei drawn with repetition from the three hydrogen isotopes give 6 pairs, and the helium pairs are enumerated beside them. Q is fixed by the masses. For λ_c and ωₛ the inputs are the muon-catalysis literature's own bands — measured for d–t, d–d and t–t, and order-of-magnitude for the pairs that catalyse almost nothing — and the paper states them as bands rather than as measurements. Evaluating Proposition 10 on each and multiplying by Q gives the table of §3, whose maximum is d–t at 1989.1 MeV against 25.55 MeV for the next entry — a factor of 77.85. The ordering is a finite comparison over the tabulated inputs and contains no free parameter. ∎</w:t>
       </w:r>
     </w:p>
     <w:p>
       <w:r>
         <w:rPr>
+          <w:b w:val="0"/>
+          <w:i w:val="0"/>
+        </w:rPr>
+        <w:t>The bands are the weakest input in that proof, so the next result removes half of them from it.</w:t>
+      </w:r>
+    </w:p>
+    <w:p>
+      <w:pPr>
+        <w:spacing w:before="160" w:after="200"/>
+        <w:ind w:left="461" w:right="259"/>
+      </w:pPr>
+      <w:r>
+        <w:rPr>
           <w:b/>
           <w:i w:val="0"/>
         </w:rPr>
-        <w:t>Corollary.</w:t>
+        <w:t>Corollary 4.1 (the ranking does not consult the cycle rates).</w:t>
+      </w:r>
+      <w:r>
+        <w:rPr>
+          <w:b w:val="0"/>
+          <w:i w:val="0"/>
+        </w:rPr>
+        <w:t xml:space="preserve"> </w:t>
+      </w:r>
+      <w:r>
+        <w:rPr>
+          <w:b w:val="0"/>
+          <w:i/>
+        </w:rPr>
+        <w:t>Every competitor's cycle rate may be sent to infinity without changing the maximum.</w:t>
+      </w:r>
+    </w:p>
+    <w:p>
+      <w:r>
+        <w:rPr>
+          <w:b w:val="0"/>
+          <w:i w:val="0"/>
+        </w:rPr>
+        <w:t>&gt;</w:t>
+      </w:r>
+    </w:p>
+    <w:p>
+      <w:pPr>
+        <w:spacing w:before="160" w:after="200"/>
+        <w:ind w:left="461" w:right="259"/>
+      </w:pPr>
+      <w:r>
+        <w:rPr>
+          <w:b w:val="0"/>
+          <w:i/>
+        </w:rPr>
+        <w:t>Proof.</w:t>
+      </w:r>
+      <w:r>
+        <w:rPr>
+          <w:b w:val="0"/>
+          <w:i w:val="0"/>
+        </w:rPr>
+        <w:t xml:space="preserve"> By Proposition 10, N ≤ 1/ωₛ for any λ_c, with equality in the limit λ_c → ∞. Hence N\,Q ≤ Q/ωₛ, a ceiling in which no cycle rate appears. The largest such ceiling over the competitors is t–t's, at 80.93 MeV, and d–t's own tabulated value 1989.1 MeV exceeds it by a factor of 24.58. The maximum is therefore unchanged under any upward revision of any competitor's cycle rate whatsoever. ∎</w:t>
+      </w:r>
+    </w:p>
+    <w:p>
+      <w:r>
+        <w:rPr>
+          <w:b/>
+          <w:i w:val="0"/>
+        </w:rPr>
+        <w:t>What that leaves load-bearing.</w:t>
+      </w:r>
+      <w:r>
+        <w:rPr>
+          <w:b w:val="0"/>
+          <w:i w:val="0"/>
+        </w:rPr>
+        <w:t xml:space="preserve"> Only the stickings, and only through the ceiling Q/ωₛ. A competitor would have to be shown 24.58 times less sticky than the band records before the ordering could move — not faster, less sticky — and Theorem 2 has already shown that sticking is a property of the fusion kinematics rather than something a design may choose.</w:t>
+      </w:r>
+    </w:p>
+    <w:p>
+      <w:r>
+        <w:rPr>
+          <w:b/>
+          <w:i w:val="0"/>
+        </w:rPr>
+        <w:t>Corollary 4.2.</w:t>
       </w:r>
       <w:r>
         <w:rPr>

--- a/papers/out/Cold_Fusion_Proof_v1.0.docx
+++ b/papers/out/Cold_Fusion_Proof_v1.0.docx
@@ -3812,7 +3812,7 @@
           <w:b/>
           <w:sz w:val="18"/>
         </w:rPr>
-        <w:t xml:space="preserve">Figure 5. </w:t>
+        <w:t xml:space="preserve">Figure 1. </w:t>
       </w:r>
       <w:r>
         <w:rPr>
@@ -4359,7 +4359,7 @@
           <w:b w:val="0"/>
           <w:i w:val="0"/>
         </w:rPr>
-        <w:t xml:space="preserve"> — short of unity by 1.045, and short of it by no other term than the loss budget, which is the one quantity in the whole column that has never been measured. The figures reported at ninety percent collection in the preprints at [18] are withdrawn as end-to-end results, and so are the bound-case figures that rest on the superseded sticking. Each stands as the conditional it was stated at.</w:t>
+        <w:t xml:space="preserve"> — short of unity by a factor of 1.045, and short of it by no other term than the loss budget, which is the one quantity in the whole column that has never been measured. The figures reported at ninety percent collection in the preprints at [18] are withdrawn as end-to-end results, and so are the bound-case figures that rest on the superseded sticking. Each stands as the conditional it was stated at.</w:t>
       </w:r>
     </w:p>
     <w:p>
@@ -4853,7 +4853,7 @@
           <w:b/>
           <w:sz w:val="18"/>
         </w:rPr>
-        <w:t xml:space="preserve">Figure 4. </w:t>
+        <w:t xml:space="preserve">Figure 2. </w:t>
       </w:r>
       <w:r>
         <w:rPr>
@@ -5722,21 +5722,21 @@
           <w:b w:val="0"/>
           <w:i w:val="0"/>
         </w:rPr>
-        <w:t xml:space="preserve">This section answers the second directive: </w:t>
+        <w:t xml:space="preserve">This section states </w:t>
       </w:r>
       <w:r>
         <w:rPr>
           <w:b/>
           <w:i w:val="0"/>
         </w:rPr>
-        <w:t>what must be procured, built or assayed.</w:t>
-      </w:r>
-      <w:r>
-        <w:rPr>
-          <w:b w:val="0"/>
-          <w:i w:val="0"/>
-        </w:rPr>
-        <w:t xml:space="preserve"> Every free parameter is fixed from a witnessed measurement, and each row states why it is fixed there rather than being asserted.</w:t>
+        <w:t>what must be procured, built or assayed</w:t>
+      </w:r>
+      <w:r>
+        <w:rPr>
+          <w:b w:val="0"/>
+          <w:i w:val="0"/>
+        </w:rPr>
+        <w:t xml:space="preserve"> to run the reaction. Every free parameter is fixed from a witnessed measurement, and each row states why it is fixed there rather than being asserted.</w:t>
       </w:r>
     </w:p>
     <w:p>
@@ -5818,7 +5818,7 @@
           <w:b/>
           <w:sz w:val="18"/>
         </w:rPr>
-        <w:t xml:space="preserve">Figure 1. </w:t>
+        <w:t xml:space="preserve">Figure 3. </w:t>
       </w:r>
       <w:r>
         <w:rPr>
@@ -5942,35 +5942,7 @@
                 <w:b w:val="0"/>
                 <w:i w:val="0"/>
               </w:rPr>
-              <w:t xml:space="preserve">the </w:t>
-            </w:r>
-            <w:r>
-              <w:rPr>
-                <w:b w:val="0"/>
-                <w:i/>
-              </w:rPr>
-              <w:t>d</w:t>
-            </w:r>
-            <w:r>
-              <w:rPr>
-                <w:b w:val="0"/>
-                <w:i w:val="0"/>
-              </w:rPr>
-              <w:t>+</w:t>
-            </w:r>
-            <w:r>
-              <w:rPr>
-                <w:b w:val="0"/>
-                <w:i/>
-              </w:rPr>
-              <w:t>t</w:t>
-            </w:r>
-            <w:r>
-              <w:rPr>
-                <w:b w:val="0"/>
-                <w:i w:val="0"/>
-              </w:rPr>
-              <w:t xml:space="preserve"> channel has the highest yield per unit sticking of any muonic channel</w:t>
+              <w:t>Theorem 4 — it maximises the energy returned per binder over the closed candidate set, and by Corollary 4.1 no rival can be made to catch it</w:t>
             </w:r>
           </w:p>
         </w:tc>
@@ -6591,7 +6563,7 @@
           <w:b/>
           <w:sz w:val="18"/>
         </w:rPr>
-        <w:t xml:space="preserve">Figure 7. </w:t>
+        <w:t xml:space="preserve">Figure 4. </w:t>
       </w:r>
       <w:r>
         <w:rPr>
@@ -7537,7 +7509,7 @@
           <w:b w:val="0"/>
           <w:i w:val="0"/>
         </w:rPr>
-        <w:t xml:space="preserve"> It has run in laboratories since the 1950s; the highest yield on record is 150 cycles per binder, and the effective sticking is witnessed in three independent measurements.</w:t>
+        <w:t xml:space="preserve"> It has run in laboratories since the 1950s; the highest yield on record is 150 cycles per binder, and the final sticking has been observed directly in two independent experiments — 0.45 percent at SIN and 0.56 percent at PSI — from which the measured reactivation gives the two effective values §4.1 works with.</w:t>
       </w:r>
     </w:p>
     <w:p>
@@ -7662,7 +7634,7 @@
           <w:b/>
           <w:sz w:val="18"/>
         </w:rPr>
-        <w:t xml:space="preserve">Figure 2. </w:t>
+        <w:t xml:space="preserve">Figure 5. </w:t>
       </w:r>
       <w:r>
         <w:rPr>
@@ -7775,7 +7747,7 @@
           <w:b w:val="0"/>
           <w:i w:val="0"/>
         </w:rPr>
-        <w:t xml:space="preserve">. The grade required to reach every angle the production data covers is therefore fixed by that data's own angular limit, and it comes to </w:t>
+        <w:t xml:space="preserve">. The grade required to reach every angle the production data covers is therefore fixed by that data's own angular limit, and it comes to a field grade of </w:t>
       </w:r>
       <w:r>
         <w:rPr>
@@ -8305,7 +8277,7 @@
           <w:b/>
           <w:sz w:val="18"/>
         </w:rPr>
-        <w:t xml:space="preserve">Figure 3. </w:t>
+        <w:t xml:space="preserve">Figure 6. </w:t>
       </w:r>
       <w:r>
         <w:rPr>
@@ -8374,7 +8346,7 @@
           <w:b w:val="0"/>
           <w:i w:val="0"/>
         </w:rPr>
-        <w:t xml:space="preserve">This section answers the third directive. </w:t>
+        <w:t xml:space="preserve">This section is the procedure that would witness the configuration §9 specifies. </w:t>
       </w:r>
       <w:r>
         <w:rPr>
@@ -9938,7 +9910,7 @@
                 <w:b w:val="0"/>
                 <w:i w:val="0"/>
               </w:rPr>
-              <w:t>ωₛ</w:t>
+              <w:t>λ_c</w:t>
             </w:r>
           </w:p>
         </w:tc>
@@ -9953,7 +9925,46 @@
                 <w:b w:val="0"/>
                 <w:i w:val="0"/>
               </w:rPr>
-              <w:t>the probability, per cycle, that the binder is lost</w:t>
+              <w:t>the cycle rate: fusions per unit time from one binder</w:t>
+            </w:r>
+          </w:p>
+        </w:tc>
+      </w:tr>
+      <w:tr>
+        <w:tc>
+          <w:tcPr>
+            <w:tcW w:type="dxa" w:w="4464"/>
+          </w:tcPr>
+          <w:p>
+            <w:r/>
+            <w:r>
+              <w:rPr>
+                <w:b w:val="0"/>
+                <w:i w:val="0"/>
+              </w:rPr>
+              <w:t>ωₛ</w:t>
+            </w:r>
+          </w:p>
+        </w:tc>
+        <w:tc>
+          <w:tcPr>
+            <w:tcW w:type="dxa" w:w="4464"/>
+          </w:tcPr>
+          <w:p>
+            <w:r/>
+            <w:r>
+              <w:rPr>
+                <w:b/>
+                <w:i w:val="0"/>
+              </w:rPr>
+              <w:t>sticking</w:t>
+            </w:r>
+            <w:r>
+              <w:rPr>
+                <w:b w:val="0"/>
+                <w:i w:val="0"/>
+              </w:rPr>
+              <w:t>: the probability, per cycle, that the binder is lost to a fusion product. It is one of the binder's two loss channels; the other is free decay, carried as λ₀/λ_c</w:t>
             </w:r>
           </w:p>
         </w:tc>
@@ -11452,7 +11463,7 @@
           <w:b w:val="0"/>
           <w:i w:val="0"/>
         </w:rPr>
-        <w:t xml:space="preserve"> Write the balance as G = N\,V\,η/E_π. Here N is a property of the fuel and the sticking, V of the plant, and E_π of the production target; none of them depends on η. Hence G ∝ η and G(η₂) = G(η₁)\,η₂/η₁ identically. The tables of §7 are computed this way, and the paper's own two-column table at thirty and ninety percent provides the check: every row's ratio lies within 2.998 to 3.010 of the exact three. ∎</w:t>
+        <w:t xml:space="preserve"> Write the balance as G = N\,V\,η/E_π. Here N is a property of the fuel and the sticking, V of the plant, and E_π of the production target; none of them depends on η. Hence G ∝ η and G(η₂) = G(η₁)\,η₂/η₁ identically. The tables of §7 are computed this way, and the paper's own two-column table at thirty and ninety percent provides the check: every row's ratio lies between 2.998 and 3.010, against an exact three. ∎</w:t>
       </w:r>
     </w:p>
     <w:p>

--- a/papers/out/Cold_Fusion_Proof_v1.0.docx
+++ b/papers/out/Cold_Fusion_Proof_v1.0.docx
@@ -720,10 +720,31 @@
     <w:p>
       <w:r>
         <w:rPr>
-          <w:b w:val="0"/>
-          <w:i w:val="0"/>
-        </w:rPr>
-        <w:t>Exactly one particle in the known spectrum sits inside that window: the muon, at 207 electron masses, which is 1.74 above the floor. The other candidates are excluded, and none of the exclusions is a near thing.</w:t>
+          <w:b/>
+          <w:i w:val="0"/>
+        </w:rPr>
+        <w:t>Two</w:t>
+      </w:r>
+      <w:r>
+        <w:rPr>
+          <w:b w:val="0"/>
+          <w:i w:val="0"/>
+        </w:rPr>
+        <w:t xml:space="preserve"> particles in the known spectrum sit inside that window, not one, and the second is removed by a test that is not about mass at all. The muon lies at 207 electron masses, a factor of 1.74 above the floor; the pion lies at 273 electron masses, inside the window and excluded because it is a hadron, absorbed by a nucleus long before a cycle completes. </w:t>
+      </w:r>
+      <w:r>
+        <w:rPr>
+          <w:b/>
+          <w:i w:val="0"/>
+        </w:rPr>
+        <w:t>One particle survives every test</w:t>
+      </w:r>
+      <w:r>
+        <w:rPr>
+          <w:b w:val="0"/>
+          <w:i w:val="0"/>
+        </w:rPr>
+        <w:t>, and §14.3 runs the scan in the order that constrains — lifetime first, because that is the cut whose set can be closed against the Review of Particle Physics without judgement, and mass only afterwards.</w:t>
       </w:r>
     </w:p>
     <w:tbl>
@@ -733,13 +754,14 @@
         <w:tblLook w:firstColumn="1" w:firstRow="1" w:lastColumn="0" w:lastRow="0" w:noHBand="0" w:noVBand="1" w:val="04A0"/>
       </w:tblPr>
       <w:tblGrid>
-        <w:gridCol w:w="4464"/>
-        <w:gridCol w:w="4464"/>
+        <w:gridCol w:w="2976"/>
+        <w:gridCol w:w="2976"/>
+        <w:gridCol w:w="2976"/>
       </w:tblGrid>
       <w:tr>
         <w:tc>
           <w:tcPr>
-            <w:tcW w:type="dxa" w:w="4464"/>
+            <w:tcW w:type="dxa" w:w="2976"/>
           </w:tcPr>
           <w:p>
             <w:r/>
@@ -754,7 +776,7 @@
         </w:tc>
         <w:tc>
           <w:tcPr>
-            <w:tcW w:type="dxa" w:w="4464"/>
+            <w:tcW w:type="dxa" w:w="2976"/>
           </w:tcPr>
           <w:p>
             <w:r/>
@@ -767,11 +789,26 @@
             </w:r>
           </w:p>
         </w:tc>
+        <w:tc>
+          <w:tcPr>
+            <w:tcW w:type="dxa" w:w="2976"/>
+          </w:tcPr>
+          <w:p>
+            <w:r/>
+            <w:r>
+              <w:rPr>
+                <w:b/>
+                <w:i w:val="0"/>
+              </w:rPr>
+              <w:t>consulted at</w:t>
+            </w:r>
+          </w:p>
+        </w:tc>
       </w:tr>
       <w:tr>
         <w:tc>
           <w:tcPr>
-            <w:tcW w:type="dxa" w:w="4464"/>
+            <w:tcW w:type="dxa" w:w="2976"/>
           </w:tcPr>
           <w:p>
             <w:r/>
@@ -786,7 +823,7 @@
         </w:tc>
         <w:tc>
           <w:tcPr>
-            <w:tcW w:type="dxa" w:w="4464"/>
+            <w:tcW w:type="dxa" w:w="2976"/>
           </w:tcPr>
           <w:p>
             <w:r/>
@@ -795,15 +832,13 @@
                 <w:b w:val="0"/>
                 <w:i w:val="0"/>
               </w:rPr>
-              <w:t>geometry: 74100 fm against 280 fm, some ninety-one orders short</w:t>
+              <w:t>geometry: 74100 fm against 280 fm, some ninety-one orders short — the electron lies below the window</w:t>
             </w:r>
           </w:p>
         </w:tc>
-      </w:tr>
-      <w:tr>
         <w:tc>
           <w:tcPr>
-            <w:tcW w:type="dxa" w:w="4464"/>
+            <w:tcW w:type="dxa" w:w="2976"/>
           </w:tcPr>
           <w:p>
             <w:r/>
@@ -812,13 +847,15 @@
                 <w:b w:val="0"/>
                 <w:i w:val="0"/>
               </w:rPr>
-              <w:t>tau and heavier binders</w:t>
+              <w:t>mass</w:t>
             </w:r>
           </w:p>
         </w:tc>
+      </w:tr>
+      <w:tr>
         <w:tc>
           <w:tcPr>
-            <w:tcW w:type="dxa" w:w="4464"/>
+            <w:tcW w:type="dxa" w:w="2976"/>
           </w:tcPr>
           <w:p>
             <w:r/>
@@ -827,15 +864,13 @@
                 <w:b w:val="0"/>
                 <w:i w:val="0"/>
               </w:rPr>
-              <w:t>nuclear absorption preempts catalysis; no cell survives condition 3</w:t>
+              <w:t>the pion</w:t>
             </w:r>
           </w:p>
         </w:tc>
-      </w:tr>
-      <w:tr>
         <w:tc>
           <w:tcPr>
-            <w:tcW w:type="dxa" w:w="4464"/>
+            <w:tcW w:type="dxa" w:w="2976"/>
           </w:tcPr>
           <w:p>
             <w:r/>
@@ -844,13 +879,13 @@
                 <w:b w:val="0"/>
                 <w:i w:val="0"/>
               </w:rPr>
-              <w:t>hadronic binders</w:t>
+              <w:t>a hadron: absorbed by a nucleus before the cycle completes, failing conditions 3 and 4</w:t>
             </w:r>
           </w:p>
         </w:tc>
         <w:tc>
           <w:tcPr>
-            <w:tcW w:type="dxa" w:w="4464"/>
+            <w:tcW w:type="dxa" w:w="2976"/>
           </w:tcPr>
           <w:p>
             <w:r/>
@@ -859,7 +894,21 @@
                 <w:b w:val="0"/>
                 <w:i w:val="0"/>
               </w:rPr>
-              <w:t>the same, at a shorter timescale still</w:t>
+              <w:t xml:space="preserve">the hadron test, </w:t>
+            </w:r>
+            <w:r>
+              <w:rPr>
+                <w:b/>
+                <w:i w:val="0"/>
+              </w:rPr>
+              <w:t>inside</w:t>
+            </w:r>
+            <w:r>
+              <w:rPr>
+                <w:b w:val="0"/>
+                <w:i w:val="0"/>
+              </w:rPr>
+              <w:t xml:space="preserve"> the window</w:t>
             </w:r>
           </w:p>
         </w:tc>
@@ -867,7 +916,115 @@
       <w:tr>
         <w:tc>
           <w:tcPr>
-            <w:tcW w:type="dxa" w:w="4464"/>
+            <w:tcW w:type="dxa" w:w="2976"/>
+          </w:tcPr>
+          <w:p>
+            <w:r/>
+            <w:r>
+              <w:rPr>
+                <w:b w:val="0"/>
+                <w:i w:val="0"/>
+              </w:rPr>
+              <w:t>the kaon and the antiproton</w:t>
+            </w:r>
+          </w:p>
+        </w:tc>
+        <w:tc>
+          <w:tcPr>
+            <w:tcW w:type="dxa" w:w="2976"/>
+          </w:tcPr>
+          <w:p>
+            <w:r/>
+            <w:r>
+              <w:rPr>
+                <w:b w:val="0"/>
+                <w:i w:val="0"/>
+              </w:rPr>
+              <w:t>above the window's ceiling at 966 electron masses and beyond</w:t>
+            </w:r>
+          </w:p>
+        </w:tc>
+        <w:tc>
+          <w:tcPr>
+            <w:tcW w:type="dxa" w:w="2976"/>
+          </w:tcPr>
+          <w:p>
+            <w:r/>
+            <w:r>
+              <w:rPr>
+                <w:b w:val="0"/>
+                <w:i w:val="0"/>
+              </w:rPr>
+              <w:t>mass</w:t>
+            </w:r>
+          </w:p>
+        </w:tc>
+      </w:tr>
+      <w:tr>
+        <w:tc>
+          <w:tcPr>
+            <w:tcW w:type="dxa" w:w="2976"/>
+          </w:tcPr>
+          <w:p>
+            <w:r/>
+            <w:r>
+              <w:rPr>
+                <w:b w:val="0"/>
+                <w:i w:val="0"/>
+              </w:rPr>
+              <w:t>the tau, the charged hyperons, the charmed and bottom hadrons, every resonance</w:t>
+            </w:r>
+          </w:p>
+        </w:tc>
+        <w:tc>
+          <w:tcPr>
+            <w:tcW w:type="dxa" w:w="2976"/>
+          </w:tcPr>
+          <w:p>
+            <w:r/>
+            <w:r>
+              <w:rPr>
+                <w:b w:val="0"/>
+                <w:i w:val="0"/>
+              </w:rPr>
+              <w:t xml:space="preserve">too short-lived to reach the mesomolecular formation time, so excluded </w:t>
+            </w:r>
+            <w:r>
+              <w:rPr>
+                <w:b/>
+                <w:i w:val="0"/>
+              </w:rPr>
+              <w:t>before</w:t>
+            </w:r>
+            <w:r>
+              <w:rPr>
+                <w:b w:val="0"/>
+                <w:i w:val="0"/>
+              </w:rPr>
+              <w:t xml:space="preserve"> a mass is consulted</w:t>
+            </w:r>
+          </w:p>
+        </w:tc>
+        <w:tc>
+          <w:tcPr>
+            <w:tcW w:type="dxa" w:w="2976"/>
+          </w:tcPr>
+          <w:p>
+            <w:r/>
+            <w:r>
+              <w:rPr>
+                <w:b w:val="0"/>
+                <w:i w:val="0"/>
+              </w:rPr>
+              <w:t>lifetime</w:t>
+            </w:r>
+          </w:p>
+        </w:tc>
+      </w:tr>
+      <w:tr>
+        <w:tc>
+          <w:tcPr>
+            <w:tcW w:type="dxa" w:w="2976"/>
           </w:tcPr>
           <w:p>
             <w:r/>
@@ -882,7 +1039,7 @@
         </w:tc>
         <w:tc>
           <w:tcPr>
-            <w:tcW w:type="dxa" w:w="4464"/>
+            <w:tcW w:type="dxa" w:w="2976"/>
           </w:tcPr>
           <w:p>
             <w:r/>
@@ -895,11 +1052,26 @@
             </w:r>
           </w:p>
         </w:tc>
+        <w:tc>
+          <w:tcPr>
+            <w:tcW w:type="dxa" w:w="2976"/>
+          </w:tcPr>
+          <w:p>
+            <w:r/>
+            <w:r>
+              <w:rPr>
+                <w:b w:val="0"/>
+                <w:i w:val="0"/>
+              </w:rPr>
+              <w:t>—</w:t>
+            </w:r>
+          </w:p>
+        </w:tc>
       </w:tr>
       <w:tr>
         <w:tc>
           <w:tcPr>
-            <w:tcW w:type="dxa" w:w="4464"/>
+            <w:tcW w:type="dxa" w:w="2976"/>
           </w:tcPr>
           <w:p>
             <w:r/>
@@ -914,7 +1086,7 @@
         </w:tc>
         <w:tc>
           <w:tcPr>
-            <w:tcW w:type="dxa" w:w="4464"/>
+            <w:tcW w:type="dxa" w:w="2976"/>
           </w:tcPr>
           <w:p>
             <w:r/>
@@ -927,11 +1099,26 @@
             </w:r>
           </w:p>
         </w:tc>
+        <w:tc>
+          <w:tcPr>
+            <w:tcW w:type="dxa" w:w="2976"/>
+          </w:tcPr>
+          <w:p>
+            <w:r/>
+            <w:r>
+              <w:rPr>
+                <w:b w:val="0"/>
+                <w:i w:val="0"/>
+              </w:rPr>
+              <w:t>—</w:t>
+            </w:r>
+          </w:p>
+        </w:tc>
       </w:tr>
       <w:tr>
         <w:tc>
           <w:tcPr>
-            <w:tcW w:type="dxa" w:w="4464"/>
+            <w:tcW w:type="dxa" w:w="2976"/>
           </w:tcPr>
           <w:p>
             <w:r/>
@@ -946,7 +1133,7 @@
         </w:tc>
         <w:tc>
           <w:tcPr>
-            <w:tcW w:type="dxa" w:w="4464"/>
+            <w:tcW w:type="dxa" w:w="2976"/>
           </w:tcPr>
           <w:p>
             <w:r/>
@@ -959,9 +1146,33 @@
             </w:r>
           </w:p>
         </w:tc>
+        <w:tc>
+          <w:tcPr>
+            <w:tcW w:type="dxa" w:w="2976"/>
+          </w:tcPr>
+          <w:p>
+            <w:r/>
+            <w:r>
+              <w:rPr>
+                <w:b w:val="0"/>
+                <w:i w:val="0"/>
+              </w:rPr>
+              <w:t>—</w:t>
+            </w:r>
+          </w:p>
+        </w:tc>
       </w:tr>
     </w:tbl>
     <w:p/>
+    <w:p>
+      <w:r>
+        <w:rPr>
+          <w:b w:val="0"/>
+          <w:i w:val="0"/>
+        </w:rPr>
+        <w:t>None of the exclusions is a near thing, and §14.3's Corollary 1.0 prices how far the window's own bounds may move before the surviving set changes: a factor of 207 at the floor and 3.54 at the ceiling.</w:t>
+      </w:r>
+    </w:p>
     <w:p>
       <w:r>
         <w:rPr>
@@ -2688,7 +2899,7 @@
           <w:b w:val="0"/>
           <w:i w:val="0"/>
         </w:rPr>
-        <w:t>Pion production has been measured double-differentially, so obtaining the yield is a matter of integration rather than of modelling. Over the large-angle acceptance — 0.35 rad to 2.15 rad in angle, momenta up to 0.80 GeV/c, at a beam momentum of 8 GeV/c — the integrated π⁻ cross section on a heavy target is 1.0382 barn, which corresponds to 0.6107 π⁻ per proton. The forward acceptance, 0.025 rad to 0.25 rad, adds a further 0.1838 barn. Taken together the production is 0.7188 π⁻ per proton, and at the beam energy in question that works out at 11.13 GeV per pion. Proposition 7 in §14.6 sets out the integral.</w:t>
+        <w:t>Pion production has been measured double-differentially, so obtaining the yield is a matter of integration rather than of modelling. Over the large-angle acceptance — 0.35 rad to 2.15 rad in angle, momenta up to 0.80 GeV/c, at a beam momentum of 8 GeV/c — the integrated π⁻ cross section on a heavy target is 1.0382 barn, which corresponds to 0.6107 π⁻ per proton. The forward acceptance, 0.025 rad to 0.25 rad, adds a further 0.1838 barn, which is 0.1081 π⁻ per proton — the two acceptances are quoted in different units in the source tables, so the cross sections do not add to the yield and the conversion is stated rather than left to the reader. Taken together the production is 0.7188 π⁻ per proton, and at the beam energy in question that works out at 11.13 GeV per pion. Proposition 7 in §14.6 sets out the integral.</w:t>
       </w:r>
     </w:p>
     <w:p>
@@ -3319,7 +3530,7 @@
           <w:b w:val="0"/>
           <w:i w:val="0"/>
         </w:rPr>
-        <w:t xml:space="preserve"> — not the field on its own — that sets what the magnet can take. Proposition 4 in §14.5 derives this, together with the factor of two that makes the beam envelope twice the gyroradius. The best studied front end runs 20 T on a bore giving an aperture product of 1.50 T.m; the collector specified here would need 2.60 T.m, a factor of 1.74.</w:t>
+        <w:t xml:space="preserve"> — not the field on its own — that sets what the magnet can take. Proposition 4 in §14.5 derives this, together with the factor of two that makes the beam envelope twice the gyroradius. The best studied front end runs 20 T on a bore giving an aperture product of 1.50 T.m; the collector specified here would need 2.60 T.m, a factor of 1.735 — and Corollary 9.1 in §14.7 is why that factor is not free: the beam widens with the bore, so the fuel target's tritium inventory rises as its square.</w:t>
       </w:r>
     </w:p>
     <w:p>
@@ -11463,7 +11674,7 @@
           <w:b w:val="0"/>
           <w:i w:val="0"/>
         </w:rPr>
-        <w:t xml:space="preserve"> Write the balance as G = N\,V\,η/E_π. Here N is a property of the fuel and the sticking, V of the plant, and E_π of the production target; none of them depends on η. Hence G ∝ η and G(η₂) = G(η₁)\,η₂/η₁ identically. The tables of §7 are computed this way, and the paper's own two-column table at thirty and ninety percent provides the check: every row's ratio lies between 2.998 and 3.010, against an exact three. ∎</w:t>
+        <w:t xml:space="preserve"> Write the balance as G = N\,V\,η/E_π. Here N is a property of the fuel and the sticking, V of the plant, and E_π of the production target; none of them depends on η. Hence G ∝ η and G(η₂) = G(η₁)\,η₂/η₁ identically. The tables of §7 are computed this way, and the two-column table the preprints at [18] printed at thirty and ninety percent collection provides the check: every row's ratio lies between 2.998 and 3.010, against an exact three. §7's own two columns are the delivered figures 31.66 percent and 48.61 percent, which are not in that ratio and are not the fixture. ∎</w:t>
       </w:r>
     </w:p>
     <w:p>
@@ -11660,7 +11871,7 @@
           <w:b w:val="0"/>
           <w:i w:val="0"/>
         </w:rPr>
-        <w:t xml:space="preserve">, so the path it must survive is of order the target's radius r and not its length L. The survival probability is therefore exp(-r/λ_abs) for that component, with λ_abs = 15.89 cm in mercury, against (λ_abs/L)\,[1 - exp(-L/λ_abs)] for the forward component. Weighting by the large-angle fraction gives 0.8961 for the published geometry. </w:t>
+        <w:t xml:space="preserve">, so the path it must survive is of order the target's radius r and not its length L. The survival probability is therefore exp(-r/λ_abs) for that component, with λ_abs = 15.89 cm in mercury — the metal of the published jet this checks against, rather than the lead §9.3's charge-ratio requirement calls for — against (λ_abs/L)\,[1 - exp(-L/λ_abs)] for the forward component. Weighting by the large-angle fraction gives 0.8961 for the published geometry. </w:t>
       </w:r>
       <w:r>
         <w:rPr>

--- a/papers/out/Cold_Fusion_Proof_v1.0.docx
+++ b/papers/out/Cold_Fusion_Proof_v1.0.docx
@@ -111,7 +111,21 @@
           <w:b w:val="0"/>
           <w:i w:val="0"/>
         </w:rPr>
-        <w:t xml:space="preserve"> binder — the negative muon — because the conditions place both a floor and a ceiling on the binder's mass, and the window between them, 119 electron masses to 918 electron masses, has a single occupant. Of 13 charged particles scanned, 5 outlive the mesomolecular formation time and 2 lie inside the window; one survives the remaining test. The window's lower bound may move by a factor of 207 and its upper by 3.54 before that count changes.</w:t>
+        <w:t xml:space="preserve"> binder — the negative muon. The conditions place both a floor and a ceiling on the binder's mass, but the window between them, 119 electron masses to 918 electron masses, is not what does the excluding on its own: of 13 charged particles scanned, 5 outlive the mesomolecular formation time, 2 lie inside the window, and the second of those two is a hadron, absorbed before a cycle completes. </w:t>
+      </w:r>
+      <w:r>
+        <w:rPr>
+          <w:b/>
+          <w:i w:val="0"/>
+        </w:rPr>
+        <w:t>One survives every test.</w:t>
+      </w:r>
+      <w:r>
+        <w:rPr>
+          <w:b w:val="0"/>
+          <w:i w:val="0"/>
+        </w:rPr>
+        <w:t xml:space="preserve"> The window's lower bound may move by a factor of 207 and its upper by 3.54 before that count changes.</w:t>
       </w:r>
     </w:p>
     <w:p>
@@ -519,8 +533,15 @@
     </w:p>
     <w:p>
       <w:pPr>
-        <w:pStyle w:val="ListNumber"/>
+        <w:pStyle w:val="ListBullet"/>
       </w:pPr>
+      <w:r>
+        <w:rPr>
+          <w:b w:val="0"/>
+          <w:i w:val="0"/>
+        </w:rPr>
+        <w:t xml:space="preserve">1. </w:t>
+      </w:r>
       <w:r>
         <w:rPr>
           <w:b/>
@@ -538,8 +559,15 @@
     </w:p>
     <w:p>
       <w:pPr>
-        <w:pStyle w:val="ListNumber"/>
+        <w:pStyle w:val="ListBullet"/>
       </w:pPr>
+      <w:r>
+        <w:rPr>
+          <w:b w:val="0"/>
+          <w:i w:val="0"/>
+        </w:rPr>
+        <w:t xml:space="preserve">2. </w:t>
+      </w:r>
       <w:r>
         <w:rPr>
           <w:b/>
@@ -557,8 +585,15 @@
     </w:p>
     <w:p>
       <w:pPr>
-        <w:pStyle w:val="ListNumber"/>
+        <w:pStyle w:val="ListBullet"/>
       </w:pPr>
+      <w:r>
+        <w:rPr>
+          <w:b w:val="0"/>
+          <w:i w:val="0"/>
+        </w:rPr>
+        <w:t xml:space="preserve">3. </w:t>
+      </w:r>
       <w:r>
         <w:rPr>
           <w:b/>
@@ -576,8 +611,15 @@
     </w:p>
     <w:p>
       <w:pPr>
-        <w:pStyle w:val="ListNumber"/>
+        <w:pStyle w:val="ListBullet"/>
       </w:pPr>
+      <w:r>
+        <w:rPr>
+          <w:b w:val="0"/>
+          <w:i w:val="0"/>
+        </w:rPr>
+        <w:t xml:space="preserve">4. </w:t>
+      </w:r>
       <w:r>
         <w:rPr>
           <w:b/>
@@ -595,8 +637,15 @@
     </w:p>
     <w:p>
       <w:pPr>
-        <w:pStyle w:val="ListNumber"/>
+        <w:pStyle w:val="ListBullet"/>
       </w:pPr>
+      <w:r>
+        <w:rPr>
+          <w:b w:val="0"/>
+          <w:i w:val="0"/>
+        </w:rPr>
+        <w:t xml:space="preserve">5. </w:t>
+      </w:r>
       <w:r>
         <w:rPr>
           <w:b/>
@@ -614,8 +663,15 @@
     </w:p>
     <w:p>
       <w:pPr>
-        <w:pStyle w:val="ListNumber"/>
+        <w:pStyle w:val="ListBullet"/>
       </w:pPr>
+      <w:r>
+        <w:rPr>
+          <w:b w:val="0"/>
+          <w:i w:val="0"/>
+        </w:rPr>
+        <w:t xml:space="preserve">6. </w:t>
+      </w:r>
       <w:r>
         <w:rPr>
           <w:b/>
@@ -633,8 +689,15 @@
     </w:p>
     <w:p>
       <w:pPr>
-        <w:pStyle w:val="ListNumber"/>
+        <w:pStyle w:val="ListBullet"/>
       </w:pPr>
+      <w:r>
+        <w:rPr>
+          <w:b w:val="0"/>
+          <w:i w:val="0"/>
+        </w:rPr>
+        <w:t xml:space="preserve">7. </w:t>
+      </w:r>
       <w:r>
         <w:rPr>
           <w:b/>
@@ -2735,7 +2798,23 @@
           <w:b w:val="0"/>
           <w:i w:val="0"/>
         </w:rPr>
-        <w:t>, and this paper carries both rather than choosing. Counted as heat delivered, the bound is 7.52 GeV; counted as electrical work recoverable from that heat, it is 3.77 GeV. A figure quoted without saying which convention produced it cannot be checked, so every balance below is labelled with its own.</w:t>
+        <w:t xml:space="preserve">, and this paper carries both rather than choosing. Each produces its own ceiling on what a binder may cost: counted as heat delivered, condition 8 allows </w:t>
+      </w:r>
+      <w:r>
+        <w:rPr>
+          <w:rFonts w:ascii="Consolas" w:hAnsi="Consolas"/>
+          <w:b w:val="0"/>
+          <w:i w:val="0"/>
+          <w:sz w:val="19"/>
+        </w:rPr>
+        <w:t>E_binder</w:t>
+      </w:r>
+      <w:r>
+        <w:rPr>
+          <w:b w:val="0"/>
+          <w:i w:val="0"/>
+        </w:rPr>
+        <w:t xml:space="preserve"> up to 7.52 GeV; counted as electrical work recoverable from that heat, 3.77 GeV. A figure quoted without saying which convention produced it cannot be checked, so every balance below is labelled with its own.</w:t>
       </w:r>
     </w:p>
     <w:p>
@@ -4651,7 +4730,7 @@
           <w:b w:val="0"/>
           <w:i w:val="0"/>
         </w:rPr>
-        <w:t xml:space="preserve"> balance by the same factor: from 11.13 GeV to 4.69 GeV, which is worth 2.373. Corollary 6.1 in §14.5 makes this explicit.</w:t>
+        <w:t xml:space="preserve"> balance by the same factor: from 11.13 GeV to 4.69 GeV, a factor of 2.373. Corollary 6.1 in §14.5 makes this explicit.</w:t>
       </w:r>
     </w:p>
     <w:p>
@@ -6277,7 +6356,7 @@
                 <w:b w:val="0"/>
                 <w:i w:val="0"/>
               </w:rPr>
-              <w:t xml:space="preserve"> at 1 LHD of oxygen; at the bracketed density 5.49 ppm costs as much binder as decay does</w:t>
+              <w:t xml:space="preserve"> at 1 LHD of oxygen; at the bound-case density of §7 a contamination of 5.49 ppm costs as much binder as decay does</w:t>
             </w:r>
           </w:p>
         </w:tc>
@@ -7905,7 +7984,35 @@
           <w:b w:val="0"/>
           <w:i w:val="0"/>
         </w:rPr>
-        <w:t>. Holding the built front end's aperture of 1.50 T.m and taking the peak field to 20 T at an upstream plug, the target field is 14.01 T and the warm bore is 10.7 cm — against a delivered beam envelope at the target of 10.71 cm, which is what a particle born on axis reaches at twice its gyroradius.</w:t>
+        <w:t xml:space="preserve">. Holding the built front end's aperture of 1.50 T.m and taking the peak field to 20 T at an upstream plug, the target field is 14.01 T and the warm bore is 10.7 cm. The delivered beam envelope at the target — twice the gyroradius, which is what a particle born on axis reaches — is 10.71 cm. </w:t>
+      </w:r>
+      <w:r>
+        <w:rPr>
+          <w:b/>
+          <w:i w:val="0"/>
+        </w:rPr>
+        <w:t>Those are the same quantity reached from two directions, and they agree to the rounding</w:t>
+      </w:r>
+      <w:r>
+        <w:rPr>
+          <w:b w:val="0"/>
+          <w:i w:val="0"/>
+        </w:rPr>
+        <w:t xml:space="preserve">: the bore is not specified with margin over the beam, it is specified </w:t>
+      </w:r>
+      <w:r>
+        <w:rPr>
+          <w:b w:val="0"/>
+          <w:i/>
+        </w:rPr>
+        <w:t>by</w:t>
+      </w:r>
+      <w:r>
+        <w:rPr>
+          <w:b w:val="0"/>
+          <w:i w:val="0"/>
+        </w:rPr>
+        <w:t xml:space="preserve"> it.</w:t>
       </w:r>
     </w:p>
     <w:p>
@@ -7985,7 +8092,7 @@
           <w:b w:val="0"/>
           <w:i w:val="0"/>
         </w:rPr>
-        <w:t>This has the same shape as §4.1's finding about sticking: a parameter that had looked like a lever turns out on inspection to be a requirement with a number attached to it. One consequence is worth noting — mirroring the backward hemisphere and simply accepting both hemispheres come to the same number, which is why §6.1's acceptances are stated over both.</w:t>
+        <w:t>This has the same shape as §4.1's finding about sticking: a parameter that had looked like a lever turns out on inspection to be a requirement with a number attached to it. One consequence is worth noting — mirroring the backward hemisphere, and simply accepting both hemispheres outright, come to the same number, which is why §6.1's acceptances are stated over both.</w:t>
       </w:r>
     </w:p>
     <w:p>
@@ -8602,50 +8709,50 @@
     </w:p>
     <w:p>
       <w:pPr>
-        <w:pStyle w:val="ListNumber"/>
+        <w:pStyle w:val="ListBullet"/>
       </w:pPr>
       <w:r>
         <w:rPr>
           <w:b w:val="0"/>
           <w:i w:val="0"/>
         </w:rPr>
-        <w:t>Build the target cell to hold 19.2 mm3 at up to 933 MPa and up to 500 K. Braze diamond to metal; use no polymers anywhere the fuel touches, and construct everything past the permeator from tritium-compatible material.</w:t>
+        <w:t>1. Build the target cell to hold 19.2 mm3 at up to 933 MPa and up to 500 K. Braze diamond to metal; use no polymers anywhere the fuel touches, and construct everything past the permeator from tritium-compatible material.</w:t>
       </w:r>
     </w:p>
     <w:p>
       <w:pPr>
-        <w:pStyle w:val="ListNumber"/>
+        <w:pStyle w:val="ListBullet"/>
       </w:pPr>
       <w:r>
         <w:rPr>
           <w:b w:val="0"/>
           <w:i w:val="0"/>
         </w:rPr>
-        <w:t>Enclose the gas system in a helium glovebox at negative pressure, with continuous cleanup and secondary containment on every uranium bed.</w:t>
+        <w:t>2. Enclose the gas system in a helium glovebox at negative pressure, with continuous cleanup and secondary containment on every uranium bed.</w:t>
       </w:r>
     </w:p>
     <w:p>
       <w:pPr>
-        <w:pStyle w:val="ListNumber"/>
+        <w:pStyle w:val="ListBullet"/>
       </w:pPr>
       <w:r>
         <w:rPr>
           <w:b w:val="0"/>
           <w:i w:val="0"/>
         </w:rPr>
-        <w:t>Mount the cell on a stage that translates it into and out of the beam axis without breaking containment.</w:t>
+        <w:t>3. Mount the cell on a stage that translates it into and out of the beam axis without breaking containment.</w:t>
       </w:r>
     </w:p>
     <w:p>
       <w:pPr>
-        <w:pStyle w:val="ListNumber"/>
+        <w:pStyle w:val="ListBullet"/>
       </w:pPr>
       <w:r>
         <w:rPr>
           <w:b w:val="0"/>
           <w:i w:val="0"/>
         </w:rPr>
-        <w:t xml:space="preserve">Site the neutron array and the X-ray detector so that </w:t>
+        <w:t xml:space="preserve">4. Site the neutron array and the X-ray detector so that </w:t>
       </w:r>
       <w:r>
         <w:rPr>
@@ -8676,38 +8783,38 @@
     </w:p>
     <w:p>
       <w:pPr>
-        <w:pStyle w:val="ListNumber"/>
+        <w:pStyle w:val="ListBullet"/>
       </w:pPr>
       <w:r>
         <w:rPr>
           <w:b w:val="0"/>
           <w:i w:val="0"/>
         </w:rPr>
-        <w:t>Bake the system, then flush twice with ultra-pure deuterium.</w:t>
+        <w:t>5. Bake the system, then flush twice with ultra-pure deuterium.</w:t>
       </w:r>
     </w:p>
     <w:p>
       <w:pPr>
-        <w:pStyle w:val="ListNumber"/>
+        <w:pStyle w:val="ListBullet"/>
       </w:pPr>
       <w:r>
         <w:rPr>
           <w:b w:val="0"/>
           <w:i w:val="0"/>
         </w:rPr>
-        <w:t>Desorb D–T from a uranium bed, assay it in a calibrated ionisation chamber, and condense it through the permeator into the cell. Expect about 4 mg of fuel and 23.2 Ci of tritium at 50/50.</w:t>
+        <w:t>6. Desorb D–T from a uranium bed, assay it in a calibrated ionisation chamber, and condense it through the permeator into the cell. Expect about 4 mg of fuel and 23.2 Ci of tritium at 50/50.</w:t>
       </w:r>
     </w:p>
     <w:p>
       <w:pPr>
-        <w:pStyle w:val="ListNumber"/>
+        <w:pStyle w:val="ListBullet"/>
       </w:pPr>
       <w:r>
         <w:rPr>
           <w:b w:val="0"/>
           <w:i w:val="0"/>
         </w:rPr>
-        <w:t xml:space="preserve">Confirm the fill optically through the anvils and verify composition by in-situ Raman before any beam. </w:t>
+        <w:t xml:space="preserve">7. Confirm the fill optically through the anvils and verify composition by in-situ Raman before any beam. </w:t>
       </w:r>
       <w:r>
         <w:rPr>
@@ -8726,14 +8833,14 @@
     </w:p>
     <w:p>
       <w:pPr>
-        <w:pStyle w:val="ListNumber"/>
+        <w:pStyle w:val="ListBullet"/>
       </w:pPr>
       <w:r>
         <w:rPr>
           <w:b w:val="0"/>
           <w:i w:val="0"/>
         </w:rPr>
-        <w:t>Close the cell, take it to pressure, and bring it to the setpoint temperature.</w:t>
+        <w:t>8. Close the cell, take it to pressure, and bring it to the setpoint temperature.</w:t>
       </w:r>
     </w:p>
     <w:p>
@@ -8750,26 +8857,26 @@
     </w:p>
     <w:p>
       <w:pPr>
-        <w:pStyle w:val="ListNumber"/>
+        <w:pStyle w:val="ListBullet"/>
       </w:pPr>
       <w:r>
         <w:rPr>
           <w:b w:val="0"/>
           <w:i w:val="0"/>
         </w:rPr>
-        <w:t>Admit the muon beam, tuned to stop in the fuel rather than in the anvils.</w:t>
+        <w:t>9. Admit the muon beam, tuned to stop in the fuel rather than in the anvils.</w:t>
       </w:r>
     </w:p>
     <w:p>
       <w:pPr>
-        <w:pStyle w:val="ListNumber"/>
+        <w:pStyle w:val="ListBullet"/>
       </w:pPr>
       <w:r>
         <w:rPr>
           <w:b w:val="0"/>
           <w:i w:val="0"/>
         </w:rPr>
-        <w:t xml:space="preserve">Acquire neutrons at 14.1 MeV and the 8.2 keV K-alpha </w:t>
+        <w:t xml:space="preserve">10. Acquire neutrons at 14.1 MeV and the 8.2 keV K-alpha </w:t>
       </w:r>
       <w:r>
         <w:rPr>
@@ -8781,14 +8888,14 @@
     </w:p>
     <w:p>
       <w:pPr>
-        <w:pStyle w:val="ListNumber"/>
+        <w:pStyle w:val="ListBullet"/>
       </w:pPr>
       <w:r>
         <w:rPr>
           <w:b w:val="0"/>
           <w:i w:val="0"/>
         </w:rPr>
-        <w:t xml:space="preserve">Repeat across a </w:t>
+        <w:t xml:space="preserve">11. Repeat across a </w:t>
       </w:r>
       <w:r>
         <w:rPr>
@@ -8807,14 +8914,14 @@
     </w:p>
     <w:p>
       <w:pPr>
-        <w:pStyle w:val="ListNumber"/>
+        <w:pStyle w:val="ListBullet"/>
       </w:pPr>
       <w:r>
         <w:rPr>
           <w:b w:val="0"/>
           <w:i w:val="0"/>
         </w:rPr>
-        <w:t xml:space="preserve">Repeat across a </w:t>
+        <w:t xml:space="preserve">12. Repeat across a </w:t>
       </w:r>
       <w:r>
         <w:rPr>
@@ -9227,7 +9334,7 @@
           <w:b w:val="0"/>
           <w:i w:val="0"/>
         </w:rPr>
-        <w:t xml:space="preserve"> until an end-to-end count of stopped binders per pion produced has been made. §6.2 computes the losses between the two and §7 restates every balance through them, but a computed budget is not a measurement, and the margin over the falsification floor is 1.073.</w:t>
+        <w:t xml:space="preserve"> until an end-to-end count of stopped binders per pion produced has been made. §6.2 computes the losses between the two and §7 restates every balance through them, but a computed budget is not a measurement, and the margin over the falsification floor is a factor of 1.073.</w:t>
       </w:r>
     </w:p>
     <w:p>
@@ -9505,8 +9612,15 @@
     </w:p>
     <w:p>
       <w:pPr>
-        <w:pStyle w:val="ListNumber"/>
+        <w:pStyle w:val="ListBullet"/>
       </w:pPr>
+      <w:r>
+        <w:rPr>
+          <w:b w:val="0"/>
+          <w:i w:val="0"/>
+        </w:rPr>
+        <w:t xml:space="preserve">1. </w:t>
+      </w:r>
       <w:r>
         <w:rPr>
           <w:b/>
@@ -9524,10 +9638,17 @@
     </w:p>
     <w:p>
       <w:pPr>
-        <w:pStyle w:val="ListNumber"/>
+        <w:pStyle w:val="ListBullet"/>
       </w:pPr>
       <w:r>
         <w:rPr>
+          <w:b w:val="0"/>
+          <w:i w:val="0"/>
+        </w:rPr>
+        <w:t xml:space="preserve">2. </w:t>
+      </w:r>
+      <w:r>
+        <w:rPr>
           <w:b/>
           <w:i w:val="0"/>
         </w:rPr>
@@ -9538,13 +9659,20 @@
           <w:b w:val="0"/>
           <w:i w:val="0"/>
         </w:rPr>
-        <w:t xml:space="preserve"> The seven conditions place a floor and a ceiling on the binder's mass, and the window between them, 119 electron masses to 918 electron masses, has exactly one occupant in the charged spectrum (Theorem 1, §14.3). Of 13 charged particles scanned, 5 outlive the mesomolecular formation time, 2 lie inside the window, and one survives the hadron test.</w:t>
+        <w:t xml:space="preserve"> The seven conditions place a floor and a ceiling on the binder's mass, and exactly one particle in the charged spectrum passes every test (Theorem 1, §14.3). Of 13 scanned, 5 outlive the mesomolecular formation time, 2 lie inside the window 119 electron masses to 918 electron masses, and one of those two survives the hadron test.</w:t>
       </w:r>
     </w:p>
     <w:p>
       <w:pPr>
-        <w:pStyle w:val="ListNumber"/>
+        <w:pStyle w:val="ListBullet"/>
       </w:pPr>
+      <w:r>
+        <w:rPr>
+          <w:b w:val="0"/>
+          <w:i w:val="0"/>
+        </w:rPr>
+        <w:t xml:space="preserve">3. </w:t>
+      </w:r>
       <w:r>
         <w:rPr>
           <w:b/>
@@ -9632,8 +9760,15 @@
     </w:p>
     <w:p>
       <w:pPr>
-        <w:pStyle w:val="ListNumber"/>
+        <w:pStyle w:val="ListBullet"/>
       </w:pPr>
+      <w:r>
+        <w:rPr>
+          <w:b w:val="0"/>
+          <w:i w:val="0"/>
+        </w:rPr>
+        <w:t xml:space="preserve">4. </w:t>
+      </w:r>
       <w:r>
         <w:rPr>
           <w:b/>
@@ -9651,8 +9786,15 @@
     </w:p>
     <w:p>
       <w:pPr>
-        <w:pStyle w:val="ListNumber"/>
+        <w:pStyle w:val="ListBullet"/>
       </w:pPr>
+      <w:r>
+        <w:rPr>
+          <w:b w:val="0"/>
+          <w:i w:val="0"/>
+        </w:rPr>
+        <w:t xml:space="preserve">5. </w:t>
+      </w:r>
       <w:r>
         <w:rPr>
           <w:b/>
@@ -9670,8 +9812,15 @@
     </w:p>
     <w:p>
       <w:pPr>
-        <w:pStyle w:val="ListNumber"/>
+        <w:pStyle w:val="ListBullet"/>
       </w:pPr>
+      <w:r>
+        <w:rPr>
+          <w:b w:val="0"/>
+          <w:i w:val="0"/>
+        </w:rPr>
+        <w:t xml:space="preserve">6. </w:t>
+      </w:r>
       <w:r>
         <w:rPr>
           <w:b/>
@@ -9689,8 +9838,15 @@
     </w:p>
     <w:p>
       <w:pPr>
-        <w:pStyle w:val="ListNumber"/>
+        <w:pStyle w:val="ListBullet"/>
       </w:pPr>
+      <w:r>
+        <w:rPr>
+          <w:b w:val="0"/>
+          <w:i w:val="0"/>
+        </w:rPr>
+        <w:t xml:space="preserve">7. </w:t>
+      </w:r>
       <w:r>
         <w:rPr>
           <w:b/>
@@ -9708,8 +9864,15 @@
     </w:p>
     <w:p>
       <w:pPr>
-        <w:pStyle w:val="ListNumber"/>
+        <w:pStyle w:val="ListBullet"/>
       </w:pPr>
+      <w:r>
+        <w:rPr>
+          <w:b w:val="0"/>
+          <w:i w:val="0"/>
+        </w:rPr>
+        <w:t xml:space="preserve">8. </w:t>
+      </w:r>
       <w:r>
         <w:rPr>
           <w:b/>
@@ -9727,8 +9890,15 @@
     </w:p>
     <w:p>
       <w:pPr>
-        <w:pStyle w:val="ListNumber"/>
+        <w:pStyle w:val="ListBullet"/>
       </w:pPr>
+      <w:r>
+        <w:rPr>
+          <w:b w:val="0"/>
+          <w:i w:val="0"/>
+        </w:rPr>
+        <w:t xml:space="preserve">9. </w:t>
+      </w:r>
       <w:r>
         <w:rPr>
           <w:b/>
@@ -9760,8 +9930,15 @@
     </w:p>
     <w:p>
       <w:pPr>
-        <w:pStyle w:val="ListNumber"/>
+        <w:pStyle w:val="ListBullet"/>
       </w:pPr>
+      <w:r>
+        <w:rPr>
+          <w:b w:val="0"/>
+          <w:i w:val="0"/>
+        </w:rPr>
+        <w:t xml:space="preserve">10. </w:t>
+      </w:r>
       <w:r>
         <w:rPr>
           <w:b/>
@@ -9779,8 +9956,15 @@
     </w:p>
     <w:p>
       <w:pPr>
-        <w:pStyle w:val="ListNumber"/>
+        <w:pStyle w:val="ListBullet"/>
       </w:pPr>
+      <w:r>
+        <w:rPr>
+          <w:b w:val="0"/>
+          <w:i w:val="0"/>
+        </w:rPr>
+        <w:t xml:space="preserve">11. </w:t>
+      </w:r>
       <w:r>
         <w:rPr>
           <w:b/>
@@ -10909,14 +11093,14 @@
           <w:b w:val="0"/>
           <w:i w:val="0"/>
         </w:rPr>
-        <w:t xml:space="preserve">: the muon at 207 electron masses and the pion at 273 electron masses. The electron lies below it; the kaon at 966 electron masses and the antiproton lie above it. Of the two inside, the pion is a hadron and is absorbed before the cycle completes. </w:t>
+        <w:t xml:space="preserve">: the muon at 207 electron masses and the pion at 273 electron masses. The electron lies below it; the kaon at 966 electron masses and the antiproton lie above it. Of the two inside, the pion is a hadron and is absorbed before the cycle completes, leaving </w:t>
       </w:r>
       <w:r>
         <w:rPr>
           <w:b/>
           <w:i w:val="0"/>
         </w:rPr>
-        <w:t>1 therefore survives all four tests.</w:t>
+        <w:t>1 particle through all four tests: the negative muon.</w:t>
       </w:r>
     </w:p>
     <w:p>
@@ -12395,14 +12579,14 @@
     </w:p>
     <w:p>
       <w:pPr>
-        <w:pStyle w:val="ListNumber"/>
+        <w:pStyle w:val="ListBullet"/>
       </w:pPr>
       <w:r>
         <w:rPr>
           <w:b w:val="0"/>
           <w:i w:val="0"/>
         </w:rPr>
-        <w:t xml:space="preserve">M. G. Catanesi </w:t>
+        <w:t xml:space="preserve">1. M. G. Catanesi </w:t>
       </w:r>
       <w:r>
         <w:rPr>
@@ -12526,14 +12710,14 @@
     </w:p>
     <w:p>
       <w:pPr>
-        <w:pStyle w:val="ListNumber"/>
+        <w:pStyle w:val="ListBullet"/>
       </w:pPr>
       <w:r>
         <w:rPr>
           <w:b w:val="0"/>
           <w:i w:val="0"/>
         </w:rPr>
-        <w:t xml:space="preserve">J. Strait, N. V. Mokhov and S. I. Striganov, </w:t>
+        <w:t xml:space="preserve">2. J. Strait, N. V. Mokhov and S. I. Striganov, </w:t>
       </w:r>
       <w:r>
         <w:rPr>
@@ -12573,14 +12757,14 @@
     </w:p>
     <w:p>
       <w:pPr>
-        <w:pStyle w:val="ListNumber"/>
+        <w:pStyle w:val="ListBullet"/>
       </w:pPr>
       <w:r>
         <w:rPr>
           <w:b w:val="0"/>
           <w:i w:val="0"/>
         </w:rPr>
-        <w:t xml:space="preserve">S. Cook </w:t>
+        <w:t xml:space="preserve">3. S. Cook </w:t>
       </w:r>
       <w:r>
         <w:rPr>
@@ -12627,14 +12811,14 @@
     </w:p>
     <w:p>
       <w:pPr>
-        <w:pStyle w:val="ListNumber"/>
+        <w:pStyle w:val="ListBullet"/>
       </w:pPr>
       <w:r>
         <w:rPr>
           <w:b w:val="0"/>
           <w:i w:val="0"/>
         </w:rPr>
-        <w:t xml:space="preserve">Mu2e Collaboration, </w:t>
+        <w:t xml:space="preserve">4. Mu2e Collaboration, </w:t>
       </w:r>
       <w:r>
         <w:rPr>
@@ -12653,14 +12837,14 @@
     </w:p>
     <w:p>
       <w:pPr>
-        <w:pStyle w:val="ListNumber"/>
+        <w:pStyle w:val="ListBullet"/>
       </w:pPr>
       <w:r>
         <w:rPr>
           <w:b w:val="0"/>
           <w:i w:val="0"/>
         </w:rPr>
-        <w:t xml:space="preserve">COMET Collaboration, </w:t>
+        <w:t xml:space="preserve">5. COMET Collaboration, </w:t>
       </w:r>
       <w:r>
         <w:rPr>
@@ -12679,14 +12863,14 @@
     </w:p>
     <w:p>
       <w:pPr>
-        <w:pStyle w:val="ListNumber"/>
+        <w:pStyle w:val="ListBullet"/>
       </w:pPr>
       <w:r>
         <w:rPr>
           <w:b w:val="0"/>
           <w:i w:val="0"/>
         </w:rPr>
-        <w:t xml:space="preserve">K. Oishi </w:t>
+        <w:t xml:space="preserve">6. K. Oishi </w:t>
       </w:r>
       <w:r>
         <w:rPr>
@@ -12719,14 +12903,14 @@
     </w:p>
     <w:p>
       <w:pPr>
-        <w:pStyle w:val="ListNumber"/>
+        <w:pStyle w:val="ListBullet"/>
       </w:pPr>
       <w:r>
         <w:rPr>
           <w:b w:val="0"/>
           <w:i w:val="0"/>
         </w:rPr>
-        <w:t xml:space="preserve">J. J. Back, </w:t>
+        <w:t xml:space="preserve">7. J. J. Back, </w:t>
       </w:r>
       <w:r>
         <w:rPr>
@@ -12752,14 +12936,14 @@
     </w:p>
     <w:p>
       <w:pPr>
-        <w:pStyle w:val="ListNumber"/>
+        <w:pStyle w:val="ListBullet"/>
       </w:pPr>
       <w:r>
         <w:rPr>
           <w:b w:val="0"/>
           <w:i w:val="0"/>
         </w:rPr>
-        <w:t xml:space="preserve">K. T. McDonald </w:t>
+        <w:t xml:space="preserve">8. K. T. McDonald </w:t>
       </w:r>
       <w:r>
         <w:rPr>
@@ -12792,14 +12976,14 @@
     </w:p>
     <w:p>
       <w:pPr>
-        <w:pStyle w:val="ListNumber"/>
+        <w:pStyle w:val="ListBullet"/>
       </w:pPr>
       <w:r>
         <w:rPr>
           <w:b w:val="0"/>
           <w:i w:val="0"/>
         </w:rPr>
-        <w:t xml:space="preserve">Variational three-body calculation of muon-alpha sticking, Phys. Rev. A </w:t>
+        <w:t xml:space="preserve">9. Variational three-body calculation of muon-alpha sticking, Phys. Rev. A </w:t>
       </w:r>
       <w:r>
         <w:rPr>
@@ -12818,14 +13002,14 @@
     </w:p>
     <w:p>
       <w:pPr>
-        <w:pStyle w:val="ListNumber"/>
+        <w:pStyle w:val="ListBullet"/>
       </w:pPr>
       <w:r>
         <w:rPr>
           <w:b w:val="0"/>
           <w:i w:val="0"/>
         </w:rPr>
-        <w:t xml:space="preserve">S. E. Koonin and M. Nauenberg, </w:t>
+        <w:t xml:space="preserve">10. S. E. Koonin and M. Nauenberg, </w:t>
       </w:r>
       <w:r>
         <w:rPr>
@@ -12858,14 +13042,14 @@
     </w:p>
     <w:p>
       <w:pPr>
-        <w:pStyle w:val="ListNumber"/>
+        <w:pStyle w:val="ListBullet"/>
       </w:pPr>
       <w:r>
         <w:rPr>
           <w:b w:val="0"/>
           <w:i w:val="0"/>
         </w:rPr>
-        <w:t xml:space="preserve">M. Kamimura, Y. Kino and T. Yamashita, </w:t>
+        <w:t xml:space="preserve">11. M. Kamimura, Y. Kino and T. Yamashita, </w:t>
       </w:r>
       <w:r>
         <w:rPr>
@@ -12898,14 +13082,14 @@
     </w:p>
     <w:p>
       <w:pPr>
-        <w:pStyle w:val="ListNumber"/>
+        <w:pStyle w:val="ListBullet"/>
       </w:pPr>
       <w:r>
         <w:rPr>
           <w:b w:val="0"/>
           <w:i w:val="0"/>
         </w:rPr>
-        <w:t xml:space="preserve">R. Spencer Kelly, L. J. F. Hart and S. J. Rose, </w:t>
+        <w:t xml:space="preserve">12. R. Spencer Kelly, L. J. F. Hart and S. J. Rose, </w:t>
       </w:r>
       <w:r>
         <w:rPr>
@@ -12945,14 +13129,14 @@
     </w:p>
     <w:p>
       <w:pPr>
-        <w:pStyle w:val="ListNumber"/>
+        <w:pStyle w:val="ListBullet"/>
       </w:pPr>
       <w:r>
         <w:rPr>
           <w:b w:val="0"/>
           <w:i w:val="0"/>
         </w:rPr>
-        <w:t xml:space="preserve">X. Yin, W. Kou and X. Chen, </w:t>
+        <w:t xml:space="preserve">13. X. Yin, W. Kou and X. Chen, </w:t>
       </w:r>
       <w:r>
         <w:rPr>
@@ -12971,14 +13155,14 @@
     </w:p>
     <w:p>
       <w:pPr>
-        <w:pStyle w:val="ListNumber"/>
+        <w:pStyle w:val="ListBullet"/>
       </w:pPr>
       <w:r>
         <w:rPr>
           <w:b w:val="0"/>
           <w:i w:val="0"/>
         </w:rPr>
-        <w:t xml:space="preserve">W. Kou and X. Chen, </w:t>
+        <w:t xml:space="preserve">14. W. Kou and X. Chen, </w:t>
       </w:r>
       <w:r>
         <w:rPr>
@@ -13004,14 +13188,14 @@
     </w:p>
     <w:p>
       <w:pPr>
-        <w:pStyle w:val="ListNumber"/>
+        <w:pStyle w:val="ListBullet"/>
       </w:pPr>
       <w:r>
         <w:rPr>
           <w:b w:val="0"/>
           <w:i w:val="0"/>
         </w:rPr>
-        <w:t xml:space="preserve">W. Kou and X. Chen, </w:t>
+        <w:t xml:space="preserve">15. W. Kou and X. Chen, </w:t>
       </w:r>
       <w:r>
         <w:rPr>
@@ -13030,14 +13214,14 @@
     </w:p>
     <w:p>
       <w:pPr>
-        <w:pStyle w:val="ListNumber"/>
+        <w:pStyle w:val="ListBullet"/>
       </w:pPr>
       <w:r>
         <w:rPr>
           <w:b w:val="0"/>
           <w:i w:val="0"/>
         </w:rPr>
-        <w:t xml:space="preserve">E. Koukina </w:t>
+        <w:t xml:space="preserve">16. E. Koukina </w:t>
       </w:r>
       <w:r>
         <w:rPr>
@@ -13091,14 +13275,14 @@
     </w:p>
     <w:p>
       <w:pPr>
-        <w:pStyle w:val="ListNumber"/>
+        <w:pStyle w:val="ListBullet"/>
       </w:pPr>
       <w:r>
         <w:rPr>
           <w:b w:val="0"/>
           <w:i w:val="0"/>
         </w:rPr>
-        <w:t xml:space="preserve">M. Lach, </w:t>
+        <w:t xml:space="preserve">17. M. Lach, </w:t>
       </w:r>
       <w:r>
         <w:rPr>
@@ -13131,14 +13315,14 @@
     </w:p>
     <w:p>
       <w:pPr>
-        <w:pStyle w:val="ListNumber"/>
+        <w:pStyle w:val="ListBullet"/>
       </w:pPr>
       <w:r>
         <w:rPr>
           <w:b w:val="0"/>
           <w:i w:val="0"/>
         </w:rPr>
-        <w:t xml:space="preserve">M. Lach, </w:t>
+        <w:t xml:space="preserve">18. M. Lach, </w:t>
       </w:r>
       <w:r>
         <w:rPr>
